--- a/docs/handouts/Oct12_session2_handouts.docx
+++ b/docs/handouts/Oct12_session2_handouts.docx
@@ -21,6 +21,7 @@
           <w:i w:val="false"/>
           <w:b w:val="false"/>
           <w:u w:val="none"/>
+          <w:strike w:val="false"/>
           <w:sz w:val="18"/>
           <w:szCs w:val="18"/>
           <w:color w:val="545860"/>
@@ -47,6 +48,7 @@
           <w:i w:val="false"/>
           <w:b w:val="true"/>
           <w:u w:val="none"/>
+          <w:strike w:val="false"/>
           <w:sz w:val="36"/>
           <w:szCs w:val="36"/>
           <w:color w:val="063360"/>
@@ -73,6 +75,7 @@
           <w:i w:val="false"/>
           <w:b w:val="false"/>
           <w:u w:val="none"/>
+          <w:strike w:val="false"/>
           <w:sz w:val="22"/>
           <w:szCs w:val="22"/>
           <w:color w:val="000000"/>
@@ -119,7 +122,6 @@
           </w:tcPr>
           <w:p>
             <w:pPr>
-              <w:pStyle w:val="Normal"/>
               <w:jc w:val="left"/>
               <w:pBdr>
                 <w:bottom w:val="none" w:sz="0" w:space="0" w:color="000000"/>
@@ -129,13 +131,24 @@
               </w:pBdr>
               <w:spacing w:after="80" w:before="80" w:line="240"/>
               <w:ind w:left="80" w:right="80" w:firstLine="0" w:firstLineChars="0"/>
+              <w:rPr>
+                <w:rFonts w:ascii="Arial" w:hAnsi="Arial" w:eastAsia="Arial" w:cs="Arial"/>
+                <w:i w:val="false"/>
+                <w:b w:val="true"/>
+                <w:u w:val="none"/>
+                <w:strike w:val="false"/>
+                <w:sz w:val="21"/>
+                <w:szCs w:val="21"/>
+                <w:color w:val="063360"/>
+              </w:rPr>
             </w:pPr>
             <w:r>
               <w:rPr>
-                <w:rFonts w:ascii="Arial" w:hAnsi="DejaVu Sans" w:eastAsia="DejaVu Sans" w:cs="DejaVu Sans"/>
+                <w:rFonts w:ascii="Arial" w:hAnsi="Arial" w:eastAsia="Arial" w:cs="Arial"/>
                 <w:i w:val="false"/>
                 <w:b w:val="true"/>
                 <w:u w:val="none"/>
+                <w:strike w:val="false"/>
                 <w:sz w:val="21"/>
                 <w:szCs w:val="21"/>
                 <w:color w:val="063360"/>
@@ -163,7 +176,6 @@
           </w:tcPr>
           <w:p>
             <w:pPr>
-              <w:pStyle w:val="Normal"/>
               <w:jc w:val="left"/>
               <w:pBdr>
                 <w:bottom w:val="none" w:sz="0" w:space="0" w:color="000000"/>
@@ -173,13 +185,24 @@
               </w:pBdr>
               <w:spacing w:after="80" w:before="80" w:line="240"/>
               <w:ind w:left="80" w:right="80" w:firstLine="0" w:firstLineChars="0"/>
+              <w:rPr>
+                <w:rFonts w:ascii="Arial" w:hAnsi="Arial" w:eastAsia="Arial" w:cs="Arial"/>
+                <w:i w:val="false"/>
+                <w:b w:val="true"/>
+                <w:u w:val="none"/>
+                <w:strike w:val="false"/>
+                <w:sz w:val="21"/>
+                <w:szCs w:val="21"/>
+                <w:color w:val="063360"/>
+              </w:rPr>
             </w:pPr>
             <w:r>
               <w:rPr>
-                <w:rFonts w:ascii="Arial" w:hAnsi="DejaVu Sans" w:eastAsia="DejaVu Sans" w:cs="DejaVu Sans"/>
+                <w:rFonts w:ascii="Arial" w:hAnsi="Arial" w:eastAsia="Arial" w:cs="Arial"/>
                 <w:i w:val="false"/>
                 <w:b w:val="true"/>
                 <w:u w:val="none"/>
+                <w:strike w:val="false"/>
                 <w:sz w:val="21"/>
                 <w:szCs w:val="21"/>
                 <w:color w:val="063360"/>
@@ -207,7 +230,6 @@
           </w:tcPr>
           <w:p>
             <w:pPr>
-              <w:pStyle w:val="Normal"/>
               <w:jc w:val="left"/>
               <w:pBdr>
                 <w:bottom w:val="none" w:sz="0" w:space="0" w:color="000000"/>
@@ -217,13 +239,24 @@
               </w:pBdr>
               <w:spacing w:after="80" w:before="80" w:line="240"/>
               <w:ind w:left="80" w:right="80" w:firstLine="0" w:firstLineChars="0"/>
+              <w:rPr>
+                <w:rFonts w:ascii="Arial" w:hAnsi="Arial" w:eastAsia="Arial" w:cs="Arial"/>
+                <w:i w:val="false"/>
+                <w:b w:val="true"/>
+                <w:u w:val="none"/>
+                <w:strike w:val="false"/>
+                <w:sz w:val="21"/>
+                <w:szCs w:val="21"/>
+                <w:color w:val="063360"/>
+              </w:rPr>
             </w:pPr>
             <w:r>
               <w:rPr>
-                <w:rFonts w:ascii="Arial" w:hAnsi="DejaVu Sans" w:eastAsia="DejaVu Sans" w:cs="DejaVu Sans"/>
+                <w:rFonts w:ascii="Arial" w:hAnsi="Arial" w:eastAsia="Arial" w:cs="Arial"/>
                 <w:i w:val="false"/>
                 <w:b w:val="true"/>
                 <w:u w:val="none"/>
+                <w:strike w:val="false"/>
                 <w:sz w:val="21"/>
                 <w:szCs w:val="21"/>
                 <w:color w:val="063360"/>
@@ -251,7 +284,6 @@
           </w:tcPr>
           <w:p>
             <w:pPr>
-              <w:pStyle w:val="Normal"/>
               <w:jc w:val="left"/>
               <w:pBdr>
                 <w:bottom w:val="none" w:sz="0" w:space="0" w:color="000000"/>
@@ -261,13 +293,24 @@
               </w:pBdr>
               <w:spacing w:after="80" w:before="80" w:line="240"/>
               <w:ind w:left="80" w:right="80" w:firstLine="0" w:firstLineChars="0"/>
+              <w:rPr>
+                <w:rFonts w:ascii="Arial" w:hAnsi="Arial" w:eastAsia="Arial" w:cs="Arial"/>
+                <w:i w:val="false"/>
+                <w:b w:val="true"/>
+                <w:u w:val="none"/>
+                <w:strike w:val="false"/>
+                <w:sz w:val="21"/>
+                <w:szCs w:val="21"/>
+                <w:color w:val="063360"/>
+              </w:rPr>
             </w:pPr>
             <w:r>
               <w:rPr>
-                <w:rFonts w:ascii="Arial" w:hAnsi="DejaVu Sans" w:eastAsia="DejaVu Sans" w:cs="DejaVu Sans"/>
+                <w:rFonts w:ascii="Arial" w:hAnsi="Arial" w:eastAsia="Arial" w:cs="Arial"/>
                 <w:i w:val="false"/>
                 <w:b w:val="true"/>
                 <w:u w:val="none"/>
+                <w:strike w:val="false"/>
                 <w:sz w:val="21"/>
                 <w:szCs w:val="21"/>
                 <w:color w:val="063360"/>
@@ -295,7 +338,6 @@
           </w:tcPr>
           <w:p>
             <w:pPr>
-              <w:pStyle w:val="Normal"/>
               <w:jc w:val="left"/>
               <w:pBdr>
                 <w:bottom w:val="none" w:sz="0" w:space="0" w:color="000000"/>
@@ -305,13 +347,24 @@
               </w:pBdr>
               <w:spacing w:after="80" w:before="80" w:line="240"/>
               <w:ind w:left="80" w:right="80" w:firstLine="0" w:firstLineChars="0"/>
+              <w:rPr>
+                <w:rFonts w:ascii="Arial" w:hAnsi="Arial" w:eastAsia="Arial" w:cs="Arial"/>
+                <w:i w:val="false"/>
+                <w:b w:val="true"/>
+                <w:u w:val="none"/>
+                <w:strike w:val="false"/>
+                <w:sz w:val="21"/>
+                <w:szCs w:val="21"/>
+                <w:color w:val="063360"/>
+              </w:rPr>
             </w:pPr>
             <w:r>
               <w:rPr>
-                <w:rFonts w:ascii="Arial" w:hAnsi="DejaVu Sans" w:eastAsia="DejaVu Sans" w:cs="DejaVu Sans"/>
+                <w:rFonts w:ascii="Arial" w:hAnsi="Arial" w:eastAsia="Arial" w:cs="Arial"/>
                 <w:i w:val="false"/>
                 <w:b w:val="true"/>
                 <w:u w:val="none"/>
+                <w:strike w:val="false"/>
                 <w:sz w:val="21"/>
                 <w:szCs w:val="21"/>
                 <w:color w:val="063360"/>
@@ -339,7 +392,6 @@
           </w:tcPr>
           <w:p>
             <w:pPr>
-              <w:pStyle w:val="Normal"/>
               <w:jc w:val="left"/>
               <w:pBdr>
                 <w:bottom w:val="none" w:sz="0" w:space="0" w:color="000000"/>
@@ -349,13 +401,24 @@
               </w:pBdr>
               <w:spacing w:after="80" w:before="80" w:line="240"/>
               <w:ind w:left="80" w:right="80" w:firstLine="0" w:firstLineChars="0"/>
+              <w:rPr>
+                <w:rFonts w:ascii="Arial" w:hAnsi="Arial" w:eastAsia="Arial" w:cs="Arial"/>
+                <w:i w:val="false"/>
+                <w:b w:val="true"/>
+                <w:u w:val="none"/>
+                <w:strike w:val="false"/>
+                <w:sz w:val="21"/>
+                <w:szCs w:val="21"/>
+                <w:color w:val="063360"/>
+              </w:rPr>
             </w:pPr>
             <w:r>
               <w:rPr>
-                <w:rFonts w:ascii="Arial" w:hAnsi="DejaVu Sans" w:eastAsia="DejaVu Sans" w:cs="DejaVu Sans"/>
+                <w:rFonts w:ascii="Arial" w:hAnsi="Arial" w:eastAsia="Arial" w:cs="Arial"/>
                 <w:i w:val="false"/>
                 <w:b w:val="true"/>
                 <w:u w:val="none"/>
+                <w:strike w:val="false"/>
                 <w:sz w:val="21"/>
                 <w:szCs w:val="21"/>
                 <w:color w:val="063360"/>
@@ -389,7 +452,6 @@
           </w:tcPr>
           <w:p>
             <w:pPr>
-              <w:pStyle w:val="Normal"/>
               <w:jc w:val="left"/>
               <w:pBdr>
                 <w:bottom w:val="none" w:sz="0" w:space="0" w:color="000000"/>
@@ -399,13 +461,24 @@
               </w:pBdr>
               <w:spacing w:after="80" w:before="80" w:line="240"/>
               <w:ind w:left="80" w:right="80" w:firstLine="0" w:firstLineChars="0"/>
+              <w:rPr>
+                <w:rFonts w:ascii="Arial" w:hAnsi="Arial" w:eastAsia="Arial" w:cs="Arial"/>
+                <w:i w:val="false"/>
+                <w:b w:val="false"/>
+                <w:u w:val="none"/>
+                <w:strike w:val="false"/>
+                <w:sz w:val="21"/>
+                <w:szCs w:val="21"/>
+                <w:color w:val="000000"/>
+              </w:rPr>
             </w:pPr>
             <w:r>
               <w:rPr>
-                <w:rFonts w:ascii="Arial" w:hAnsi="DejaVu Sans" w:eastAsia="DejaVu Sans" w:cs="DejaVu Sans"/>
-                <w:i w:val="false"/>
-                <w:b w:val="false"/>
-                <w:u w:val="none"/>
+                <w:rFonts w:ascii="Arial" w:hAnsi="Arial" w:eastAsia="Arial" w:cs="Arial"/>
+                <w:i w:val="false"/>
+                <w:b w:val="false"/>
+                <w:u w:val="none"/>
+                <w:strike w:val="false"/>
                 <w:sz w:val="21"/>
                 <w:szCs w:val="21"/>
                 <w:color w:val="000000"/>
@@ -433,7 +506,6 @@
           </w:tcPr>
           <w:p>
             <w:pPr>
-              <w:pStyle w:val="Normal"/>
               <w:jc w:val="left"/>
               <w:pBdr>
                 <w:bottom w:val="none" w:sz="0" w:space="0" w:color="000000"/>
@@ -443,13 +515,24 @@
               </w:pBdr>
               <w:spacing w:after="80" w:before="80" w:line="240"/>
               <w:ind w:left="80" w:right="80" w:firstLine="0" w:firstLineChars="0"/>
+              <w:rPr>
+                <w:rFonts w:ascii="Arial" w:hAnsi="Arial" w:eastAsia="Arial" w:cs="Arial"/>
+                <w:i w:val="false"/>
+                <w:b w:val="false"/>
+                <w:u w:val="none"/>
+                <w:strike w:val="false"/>
+                <w:sz w:val="21"/>
+                <w:szCs w:val="21"/>
+                <w:color w:val="000000"/>
+              </w:rPr>
             </w:pPr>
             <w:r>
               <w:rPr>
-                <w:rFonts w:ascii="Arial" w:hAnsi="DejaVu Sans" w:eastAsia="DejaVu Sans" w:cs="DejaVu Sans"/>
-                <w:i w:val="false"/>
-                <w:b w:val="false"/>
-                <w:u w:val="none"/>
+                <w:rFonts w:ascii="Arial" w:hAnsi="Arial" w:eastAsia="Arial" w:cs="Arial"/>
+                <w:i w:val="false"/>
+                <w:b w:val="false"/>
+                <w:u w:val="none"/>
+                <w:strike w:val="false"/>
                 <w:sz w:val="21"/>
                 <w:szCs w:val="21"/>
                 <w:color w:val="000000"/>
@@ -477,7 +560,6 @@
           </w:tcPr>
           <w:p>
             <w:pPr>
-              <w:pStyle w:val="Normal"/>
               <w:jc w:val="left"/>
               <w:pBdr>
                 <w:bottom w:val="none" w:sz="0" w:space="0" w:color="000000"/>
@@ -487,13 +569,24 @@
               </w:pBdr>
               <w:spacing w:after="80" w:before="80" w:line="240"/>
               <w:ind w:left="80" w:right="80" w:firstLine="0" w:firstLineChars="0"/>
+              <w:rPr>
+                <w:rFonts w:ascii="Arial" w:hAnsi="Arial" w:eastAsia="Arial" w:cs="Arial"/>
+                <w:i w:val="false"/>
+                <w:b w:val="false"/>
+                <w:u w:val="none"/>
+                <w:strike w:val="false"/>
+                <w:sz w:val="21"/>
+                <w:szCs w:val="21"/>
+                <w:color w:val="000000"/>
+              </w:rPr>
             </w:pPr>
             <w:r>
               <w:rPr>
-                <w:rFonts w:ascii="Arial" w:hAnsi="DejaVu Sans" w:eastAsia="DejaVu Sans" w:cs="DejaVu Sans"/>
-                <w:i w:val="false"/>
-                <w:b w:val="false"/>
-                <w:u w:val="none"/>
+                <w:rFonts w:ascii="Arial" w:hAnsi="Arial" w:eastAsia="Arial" w:cs="Arial"/>
+                <w:i w:val="false"/>
+                <w:b w:val="false"/>
+                <w:u w:val="none"/>
+                <w:strike w:val="false"/>
                 <w:sz w:val="21"/>
                 <w:szCs w:val="21"/>
                 <w:color w:val="000000"/>
@@ -521,7 +614,6 @@
           </w:tcPr>
           <w:p>
             <w:pPr>
-              <w:pStyle w:val="Normal"/>
               <w:jc w:val="left"/>
               <w:pBdr>
                 <w:bottom w:val="none" w:sz="0" w:space="0" w:color="000000"/>
@@ -531,18 +623,29 @@
               </w:pBdr>
               <w:spacing w:after="80" w:before="80" w:line="240"/>
               <w:ind w:left="80" w:right="80" w:firstLine="0" w:firstLineChars="0"/>
+              <w:rPr>
+                <w:rFonts w:ascii="Arial" w:hAnsi="Arial" w:eastAsia="Arial" w:cs="Arial"/>
+                <w:i w:val="false"/>
+                <w:b w:val="false"/>
+                <w:u w:val="none"/>
+                <w:strike w:val="false"/>
+                <w:sz w:val="21"/>
+                <w:szCs w:val="21"/>
+                <w:color w:val="000000"/>
+              </w:rPr>
             </w:pPr>
             <w:r>
               <w:rPr>
-                <w:rFonts w:ascii="Arial" w:hAnsi="DejaVu Sans" w:eastAsia="DejaVu Sans" w:cs="DejaVu Sans"/>
-                <w:i w:val="false"/>
-                <w:b w:val="false"/>
-                <w:u w:val="none"/>
-                <w:sz w:val="21"/>
-                <w:szCs w:val="21"/>
-                <w:color w:val="000000"/>
-              </w:rPr>
-              <w:t xml:space="preserve">0.000</w:t>
+                <w:rFonts w:ascii="Arial" w:hAnsi="Arial" w:eastAsia="Arial" w:cs="Arial"/>
+                <w:i w:val="false"/>
+                <w:b w:val="false"/>
+                <w:u w:val="none"/>
+                <w:strike w:val="false"/>
+                <w:sz w:val="21"/>
+                <w:szCs w:val="21"/>
+                <w:color w:val="000000"/>
+              </w:rPr>
+              <w:t xml:space="preserve">&lt;0.001</w:t>
             </w:r>
           </w:p>
         </w:tc>
@@ -565,7 +668,6 @@
           </w:tcPr>
           <w:p>
             <w:pPr>
-              <w:pStyle w:val="Normal"/>
               <w:jc w:val="left"/>
               <w:pBdr>
                 <w:bottom w:val="none" w:sz="0" w:space="0" w:color="000000"/>
@@ -575,13 +677,24 @@
               </w:pBdr>
               <w:spacing w:after="80" w:before="80" w:line="240"/>
               <w:ind w:left="80" w:right="80" w:firstLine="0" w:firstLineChars="0"/>
+              <w:rPr>
+                <w:rFonts w:ascii="Arial" w:hAnsi="Arial" w:eastAsia="Arial" w:cs="Arial"/>
+                <w:i w:val="false"/>
+                <w:b w:val="false"/>
+                <w:u w:val="none"/>
+                <w:strike w:val="false"/>
+                <w:sz w:val="21"/>
+                <w:szCs w:val="21"/>
+                <w:color w:val="000000"/>
+              </w:rPr>
             </w:pPr>
             <w:r>
               <w:rPr>
-                <w:rFonts w:ascii="Arial" w:hAnsi="DejaVu Sans" w:eastAsia="DejaVu Sans" w:cs="DejaVu Sans"/>
-                <w:i w:val="false"/>
-                <w:b w:val="false"/>
-                <w:u w:val="none"/>
+                <w:rFonts w:ascii="Arial" w:hAnsi="Arial" w:eastAsia="Arial" w:cs="Arial"/>
+                <w:i w:val="false"/>
+                <w:b w:val="false"/>
+                <w:u w:val="none"/>
+                <w:strike w:val="false"/>
                 <w:sz w:val="21"/>
                 <w:szCs w:val="21"/>
                 <w:color w:val="000000"/>
@@ -609,7 +722,6 @@
           </w:tcPr>
           <w:p>
             <w:pPr>
-              <w:pStyle w:val="Normal"/>
               <w:jc w:val="left"/>
               <w:pBdr>
                 <w:bottom w:val="none" w:sz="0" w:space="0" w:color="000000"/>
@@ -619,13 +731,24 @@
               </w:pBdr>
               <w:spacing w:after="80" w:before="80" w:line="240"/>
               <w:ind w:left="80" w:right="80" w:firstLine="0" w:firstLineChars="0"/>
+              <w:rPr>
+                <w:rFonts w:ascii="Arial" w:hAnsi="Arial" w:eastAsia="Arial" w:cs="Arial"/>
+                <w:i w:val="false"/>
+                <w:b w:val="false"/>
+                <w:u w:val="none"/>
+                <w:strike w:val="false"/>
+                <w:sz w:val="21"/>
+                <w:szCs w:val="21"/>
+                <w:color w:val="000000"/>
+              </w:rPr>
             </w:pPr>
             <w:r>
               <w:rPr>
-                <w:rFonts w:ascii="Arial" w:hAnsi="DejaVu Sans" w:eastAsia="DejaVu Sans" w:cs="DejaVu Sans"/>
-                <w:i w:val="false"/>
-                <w:b w:val="false"/>
-                <w:u w:val="none"/>
+                <w:rFonts w:ascii="Arial" w:hAnsi="Arial" w:eastAsia="Arial" w:cs="Arial"/>
+                <w:i w:val="false"/>
+                <w:b w:val="false"/>
+                <w:u w:val="none"/>
+                <w:strike w:val="false"/>
                 <w:sz w:val="21"/>
                 <w:szCs w:val="21"/>
                 <w:color w:val="000000"/>
@@ -659,7 +782,6 @@
           </w:tcPr>
           <w:p>
             <w:pPr>
-              <w:pStyle w:val="Normal"/>
               <w:jc w:val="left"/>
               <w:pBdr>
                 <w:bottom w:val="none" w:sz="0" w:space="0" w:color="000000"/>
@@ -669,13 +791,24 @@
               </w:pBdr>
               <w:spacing w:after="80" w:before="80" w:line="240"/>
               <w:ind w:left="80" w:right="80" w:firstLine="0" w:firstLineChars="0"/>
+              <w:rPr>
+                <w:rFonts w:ascii="Arial" w:hAnsi="Arial" w:eastAsia="Arial" w:cs="Arial"/>
+                <w:i w:val="false"/>
+                <w:b w:val="false"/>
+                <w:u w:val="none"/>
+                <w:strike w:val="false"/>
+                <w:sz w:val="21"/>
+                <w:szCs w:val="21"/>
+                <w:color w:val="000000"/>
+              </w:rPr>
             </w:pPr>
             <w:r>
               <w:rPr>
-                <w:rFonts w:ascii="Arial" w:hAnsi="DejaVu Sans" w:eastAsia="DejaVu Sans" w:cs="DejaVu Sans"/>
-                <w:i w:val="false"/>
-                <w:b w:val="false"/>
-                <w:u w:val="none"/>
+                <w:rFonts w:ascii="Arial" w:hAnsi="Arial" w:eastAsia="Arial" w:cs="Arial"/>
+                <w:i w:val="false"/>
+                <w:b w:val="false"/>
+                <w:u w:val="none"/>
+                <w:strike w:val="false"/>
                 <w:sz w:val="21"/>
                 <w:szCs w:val="21"/>
                 <w:color w:val="000000"/>
@@ -703,7 +836,6 @@
           </w:tcPr>
           <w:p>
             <w:pPr>
-              <w:pStyle w:val="Normal"/>
               <w:jc w:val="left"/>
               <w:pBdr>
                 <w:bottom w:val="none" w:sz="0" w:space="0" w:color="000000"/>
@@ -713,13 +845,24 @@
               </w:pBdr>
               <w:spacing w:after="80" w:before="80" w:line="240"/>
               <w:ind w:left="80" w:right="80" w:firstLine="0" w:firstLineChars="0"/>
+              <w:rPr>
+                <w:rFonts w:ascii="Arial" w:hAnsi="Arial" w:eastAsia="Arial" w:cs="Arial"/>
+                <w:i w:val="false"/>
+                <w:b w:val="false"/>
+                <w:u w:val="none"/>
+                <w:strike w:val="false"/>
+                <w:sz w:val="21"/>
+                <w:szCs w:val="21"/>
+                <w:color w:val="000000"/>
+              </w:rPr>
             </w:pPr>
             <w:r>
               <w:rPr>
-                <w:rFonts w:ascii="Arial" w:hAnsi="DejaVu Sans" w:eastAsia="DejaVu Sans" w:cs="DejaVu Sans"/>
-                <w:i w:val="false"/>
-                <w:b w:val="false"/>
-                <w:u w:val="none"/>
+                <w:rFonts w:ascii="Arial" w:hAnsi="Arial" w:eastAsia="Arial" w:cs="Arial"/>
+                <w:i w:val="false"/>
+                <w:b w:val="false"/>
+                <w:u w:val="none"/>
+                <w:strike w:val="false"/>
                 <w:sz w:val="21"/>
                 <w:szCs w:val="21"/>
                 <w:color w:val="000000"/>
@@ -747,7 +890,6 @@
           </w:tcPr>
           <w:p>
             <w:pPr>
-              <w:pStyle w:val="Normal"/>
               <w:jc w:val="left"/>
               <w:pBdr>
                 <w:bottom w:val="none" w:sz="0" w:space="0" w:color="000000"/>
@@ -757,13 +899,24 @@
               </w:pBdr>
               <w:spacing w:after="80" w:before="80" w:line="240"/>
               <w:ind w:left="80" w:right="80" w:firstLine="0" w:firstLineChars="0"/>
+              <w:rPr>
+                <w:rFonts w:ascii="Arial" w:hAnsi="Arial" w:eastAsia="Arial" w:cs="Arial"/>
+                <w:i w:val="false"/>
+                <w:b w:val="false"/>
+                <w:u w:val="none"/>
+                <w:strike w:val="false"/>
+                <w:sz w:val="21"/>
+                <w:szCs w:val="21"/>
+                <w:color w:val="000000"/>
+              </w:rPr>
             </w:pPr>
             <w:r>
               <w:rPr>
-                <w:rFonts w:ascii="Arial" w:hAnsi="DejaVu Sans" w:eastAsia="DejaVu Sans" w:cs="DejaVu Sans"/>
-                <w:i w:val="false"/>
-                <w:b w:val="false"/>
-                <w:u w:val="none"/>
+                <w:rFonts w:ascii="Arial" w:hAnsi="Arial" w:eastAsia="Arial" w:cs="Arial"/>
+                <w:i w:val="false"/>
+                <w:b w:val="false"/>
+                <w:u w:val="none"/>
+                <w:strike w:val="false"/>
                 <w:sz w:val="21"/>
                 <w:szCs w:val="21"/>
                 <w:color w:val="000000"/>
@@ -791,7 +944,6 @@
           </w:tcPr>
           <w:p>
             <w:pPr>
-              <w:pStyle w:val="Normal"/>
               <w:jc w:val="left"/>
               <w:pBdr>
                 <w:bottom w:val="none" w:sz="0" w:space="0" w:color="000000"/>
@@ -801,18 +953,29 @@
               </w:pBdr>
               <w:spacing w:after="80" w:before="80" w:line="240"/>
               <w:ind w:left="80" w:right="80" w:firstLine="0" w:firstLineChars="0"/>
+              <w:rPr>
+                <w:rFonts w:ascii="Arial" w:hAnsi="Arial" w:eastAsia="Arial" w:cs="Arial"/>
+                <w:i w:val="false"/>
+                <w:b w:val="false"/>
+                <w:u w:val="none"/>
+                <w:strike w:val="false"/>
+                <w:sz w:val="21"/>
+                <w:szCs w:val="21"/>
+                <w:color w:val="000000"/>
+              </w:rPr>
             </w:pPr>
             <w:r>
               <w:rPr>
-                <w:rFonts w:ascii="Arial" w:hAnsi="DejaVu Sans" w:eastAsia="DejaVu Sans" w:cs="DejaVu Sans"/>
-                <w:i w:val="false"/>
-                <w:b w:val="false"/>
-                <w:u w:val="none"/>
-                <w:sz w:val="21"/>
-                <w:szCs w:val="21"/>
-                <w:color w:val="000000"/>
-              </w:rPr>
-              <w:t xml:space="preserve">0.000</w:t>
+                <w:rFonts w:ascii="Arial" w:hAnsi="Arial" w:eastAsia="Arial" w:cs="Arial"/>
+                <w:i w:val="false"/>
+                <w:b w:val="false"/>
+                <w:u w:val="none"/>
+                <w:strike w:val="false"/>
+                <w:sz w:val="21"/>
+                <w:szCs w:val="21"/>
+                <w:color w:val="000000"/>
+              </w:rPr>
+              <w:t xml:space="preserve">&lt;0.001</w:t>
             </w:r>
           </w:p>
         </w:tc>
@@ -835,7 +998,6 @@
           </w:tcPr>
           <w:p>
             <w:pPr>
-              <w:pStyle w:val="Normal"/>
               <w:jc w:val="left"/>
               <w:pBdr>
                 <w:bottom w:val="none" w:sz="0" w:space="0" w:color="000000"/>
@@ -845,13 +1007,24 @@
               </w:pBdr>
               <w:spacing w:after="80" w:before="80" w:line="240"/>
               <w:ind w:left="80" w:right="80" w:firstLine="0" w:firstLineChars="0"/>
+              <w:rPr>
+                <w:rFonts w:ascii="Arial" w:hAnsi="Arial" w:eastAsia="Arial" w:cs="Arial"/>
+                <w:i w:val="false"/>
+                <w:b w:val="false"/>
+                <w:u w:val="none"/>
+                <w:strike w:val="false"/>
+                <w:sz w:val="21"/>
+                <w:szCs w:val="21"/>
+                <w:color w:val="000000"/>
+              </w:rPr>
             </w:pPr>
             <w:r>
               <w:rPr>
-                <w:rFonts w:ascii="Arial" w:hAnsi="DejaVu Sans" w:eastAsia="DejaVu Sans" w:cs="DejaVu Sans"/>
-                <w:i w:val="false"/>
-                <w:b w:val="false"/>
-                <w:u w:val="none"/>
+                <w:rFonts w:ascii="Arial" w:hAnsi="Arial" w:eastAsia="Arial" w:cs="Arial"/>
+                <w:i w:val="false"/>
+                <w:b w:val="false"/>
+                <w:u w:val="none"/>
+                <w:strike w:val="false"/>
                 <w:sz w:val="21"/>
                 <w:szCs w:val="21"/>
                 <w:color w:val="000000"/>
@@ -879,7 +1052,6 @@
           </w:tcPr>
           <w:p>
             <w:pPr>
-              <w:pStyle w:val="Normal"/>
               <w:jc w:val="left"/>
               <w:pBdr>
                 <w:bottom w:val="none" w:sz="0" w:space="0" w:color="000000"/>
@@ -889,13 +1061,24 @@
               </w:pBdr>
               <w:spacing w:after="80" w:before="80" w:line="240"/>
               <w:ind w:left="80" w:right="80" w:firstLine="0" w:firstLineChars="0"/>
+              <w:rPr>
+                <w:rFonts w:ascii="Arial" w:hAnsi="Arial" w:eastAsia="Arial" w:cs="Arial"/>
+                <w:i w:val="false"/>
+                <w:b w:val="false"/>
+                <w:u w:val="none"/>
+                <w:strike w:val="false"/>
+                <w:sz w:val="21"/>
+                <w:szCs w:val="21"/>
+                <w:color w:val="000000"/>
+              </w:rPr>
             </w:pPr>
             <w:r>
               <w:rPr>
-                <w:rFonts w:ascii="Arial" w:hAnsi="DejaVu Sans" w:eastAsia="DejaVu Sans" w:cs="DejaVu Sans"/>
-                <w:i w:val="false"/>
-                <w:b w:val="false"/>
-                <w:u w:val="none"/>
+                <w:rFonts w:ascii="Arial" w:hAnsi="Arial" w:eastAsia="Arial" w:cs="Arial"/>
+                <w:i w:val="false"/>
+                <w:b w:val="false"/>
+                <w:u w:val="none"/>
+                <w:strike w:val="false"/>
                 <w:sz w:val="21"/>
                 <w:szCs w:val="21"/>
                 <w:color w:val="000000"/>
@@ -925,6 +1108,7 @@
           <w:i w:val="true"/>
           <w:b w:val="false"/>
           <w:u w:val="none"/>
+          <w:strike w:val="false"/>
           <w:sz w:val="17"/>
           <w:szCs w:val="17"/>
           <w:color w:val="545860"/>
@@ -951,6 +1135,7 @@
           <w:i w:val="false"/>
           <w:b w:val="true"/>
           <w:u w:val="none"/>
+          <w:strike w:val="false"/>
           <w:sz w:val="26"/>
           <w:szCs w:val="26"/>
           <w:color w:val="215A9E"/>
@@ -977,11 +1162,12 @@
           <w:i w:val="false"/>
           <w:b w:val="false"/>
           <w:u w:val="none"/>
+          <w:strike w:val="false"/>
           <w:sz w:val="22"/>
           <w:szCs w:val="22"/>
           <w:color w:val="000000"/>
         </w:rPr>
-        <w:t xml:space="preserve">1. Circle the before-and-after change.</w:t>
+        <w:t xml:space="preserve">1. Which number is the before-and-after change? Circle it.</w:t>
       </w:r>
     </w:p>
     <w:p>
@@ -1003,11 +1189,12 @@
           <w:i w:val="false"/>
           <w:b w:val="false"/>
           <w:u w:val="none"/>
+          <w:strike w:val="false"/>
           <w:sz w:val="22"/>
           <w:szCs w:val="22"/>
           <w:color w:val="000000"/>
         </w:rPr>
-        <w:t xml:space="preserve">2. Draw a box around its confidence interval.</w:t>
+        <w:t xml:space="preserve">2. Where is its confidence interval? Draw a box around it.</w:t>
       </w:r>
     </w:p>
     <w:p>
@@ -1029,11 +1216,12 @@
           <w:i w:val="false"/>
           <w:b w:val="false"/>
           <w:u w:val="none"/>
+          <w:strike w:val="false"/>
           <w:sz w:val="22"/>
           <w:szCs w:val="22"/>
           <w:color w:val="000000"/>
         </w:rPr>
-        <w:t xml:space="preserve">3. Underline the 2019 average, and say in one line why it is not an effect.</w:t>
+        <w:t xml:space="preserve">3. Which number is the 2019 average? Underline it. Why is it not an effect?</w:t>
       </w:r>
     </w:p>
     <w:p>
@@ -1055,6 +1243,7 @@
           <w:i w:val="false"/>
           <w:b w:val="false"/>
           <w:u w:val="none"/>
+          <w:strike w:val="false"/>
           <w:sz w:val="22"/>
           <w:szCs w:val="22"/>
           <w:color w:val="B5BEC9"/>
@@ -1081,6 +1270,7 @@
           <w:i w:val="false"/>
           <w:b w:val="false"/>
           <w:u w:val="none"/>
+          <w:strike w:val="false"/>
           <w:sz w:val="22"/>
           <w:szCs w:val="22"/>
           <w:color w:val="B5BEC9"/>
@@ -1107,11 +1297,12 @@
           <w:i w:val="false"/>
           <w:b w:val="false"/>
           <w:u w:val="none"/>
+          <w:strike w:val="false"/>
           <w:sz w:val="22"/>
           <w:szCs w:val="22"/>
           <w:color w:val="000000"/>
         </w:rPr>
-        <w:t xml:space="preserve">4. Write the comparison you would ask the evaluator for.</w:t>
+        <w:t xml:space="preserve">4. What comparison would you ask the evaluator for?</w:t>
       </w:r>
     </w:p>
     <w:p>
@@ -1133,6 +1324,7 @@
           <w:i w:val="false"/>
           <w:b w:val="false"/>
           <w:u w:val="none"/>
+          <w:strike w:val="false"/>
           <w:sz w:val="22"/>
           <w:szCs w:val="22"/>
           <w:color w:val="B5BEC9"/>
@@ -1159,6 +1351,7 @@
           <w:i w:val="false"/>
           <w:b w:val="false"/>
           <w:u w:val="none"/>
+          <w:strike w:val="false"/>
           <w:sz w:val="22"/>
           <w:szCs w:val="22"/>
           <w:color w:val="B5BEC9"/>
@@ -1191,6 +1384,7 @@
           <w:i w:val="false"/>
           <w:b w:val="false"/>
           <w:u w:val="none"/>
+          <w:strike w:val="false"/>
           <w:sz w:val="18"/>
           <w:szCs w:val="18"/>
           <w:color w:val="545860"/>
@@ -1217,6 +1411,7 @@
           <w:i w:val="false"/>
           <w:b w:val="true"/>
           <w:u w:val="none"/>
+          <w:strike w:val="false"/>
           <w:sz w:val="36"/>
           <w:szCs w:val="36"/>
           <w:color w:val="063360"/>
@@ -1243,6 +1438,7 @@
           <w:i w:val="false"/>
           <w:b w:val="false"/>
           <w:u w:val="none"/>
+          <w:strike w:val="false"/>
           <w:sz w:val="22"/>
           <w:szCs w:val="22"/>
           <w:color w:val="000000"/>
@@ -1273,7 +1469,7 @@
                     </pic:cNvPicPr>
                   </pic:nvPicPr>
                   <pic:blipFill>
-                    <a:blip cstate="print" r:embed="rId7"/>
+                    <a:blip r:embed="rId7"/>
                     <a:stretch>
                       <a:fillRect/>
                     </a:stretch>
@@ -1281,7 +1477,7 @@
                   <pic:spPr bwMode="auto">
                     <a:xfrm>
                       <a:off x="0" y="0"/>
-                      <a:ext cx="45720" cy="30480"/>
+                      <a:ext cx="3291840" cy="2194560"/>
                     </a:xfrm>
                     <a:prstGeom prst="rect">
                       <a:avLst/>
@@ -1314,6 +1510,7 @@
           <w:i w:val="true"/>
           <w:b w:val="false"/>
           <w:u w:val="none"/>
+          <w:strike w:val="false"/>
           <w:sz w:val="17"/>
           <w:szCs w:val="17"/>
           <w:color w:val="545860"/>
@@ -1338,13 +1535,14 @@
         <w:rPr>
           <w:rFonts w:ascii="Arial" w:hAnsi="Arial" w:eastAsia="Arial" w:cs="Arial"/>
           <w:i w:val="false"/>
-          <w:b w:val="true"/>
+          <w:b w:val="false"/>
           <w:u w:val="none"/>
+          <w:strike w:val="false"/>
           <w:sz w:val="22"/>
           <w:szCs w:val="22"/>
           <w:color w:val="000000"/>
         </w:rPr>
-        <w:t xml:space="preserve">The prompt most people would type, with a picture of the chart:</w:t>
+        <w:t xml:space="preserve">To give the AI the chart, photograph the chart on this sheet and attach the photo to your prompt.</w:t>
       </w:r>
     </w:p>
     <w:p>
@@ -1363,9 +1561,37 @@
       <w:r>
         <w:rPr>
           <w:rFonts w:ascii="Arial" w:hAnsi="Arial" w:eastAsia="Arial" w:cs="Arial"/>
+          <w:i w:val="false"/>
+          <w:b w:val="true"/>
+          <w:u w:val="none"/>
+          <w:strike w:val="false"/>
+          <w:sz w:val="22"/>
+          <w:szCs w:val="22"/>
+          <w:color w:val="000000"/>
+        </w:rPr>
+        <w:t xml:space="preserve">The prompt most people would type, with a picture of the chart:</w:t>
+      </w:r>
+    </w:p>
+    <w:p>
+      <w:pPr>
+        <w:pStyle w:val="Normal"/>
+        <w:jc w:val="left"/>
+        <w:pBdr>
+          <w:bottom w:val="none" w:sz="0" w:space="0" w:color="000000"/>
+          <w:top w:val="none" w:sz="0" w:space="0" w:color="000000"/>
+          <w:left w:val="none" w:sz="0" w:space="0" w:color="000000"/>
+          <w:right w:val="none" w:sz="0" w:space="0" w:color="000000"/>
+        </w:pBdr>
+        <w:spacing w:after="80" w:before="0" w:line="240"/>
+        <w:ind w:left="0" w:right="0" w:firstLine="0" w:firstLineChars="0"/>
+      </w:pPr>
+      <w:r>
+        <w:rPr>
+          <w:rFonts w:ascii="Arial" w:hAnsi="Arial" w:eastAsia="Arial" w:cs="Arial"/>
           <w:i w:val="true"/>
           <w:b w:val="false"/>
           <w:u w:val="none"/>
+          <w:strike w:val="false"/>
           <w:sz w:val="22"/>
           <w:szCs w:val="22"/>
           <w:color w:val="000000"/>
@@ -1392,6 +1618,7 @@
           <w:i w:val="false"/>
           <w:b w:val="true"/>
           <w:u w:val="none"/>
+          <w:strike w:val="false"/>
           <w:sz w:val="26"/>
           <w:szCs w:val="26"/>
           <w:color w:val="215A9E"/>
@@ -1418,6 +1645,7 @@
           <w:i w:val="false"/>
           <w:b w:val="false"/>
           <w:u w:val="none"/>
+          <w:strike w:val="false"/>
           <w:sz w:val="22"/>
           <w:szCs w:val="22"/>
           <w:color w:val="000000"/>
@@ -1444,11 +1672,12 @@
           <w:i w:val="false"/>
           <w:b w:val="true"/>
           <w:u w:val="none"/>
+          <w:strike w:val="false"/>
           <w:sz w:val="22"/>
           <w:szCs w:val="22"/>
           <w:color w:val="000000"/>
         </w:rPr>
-        <w:t xml:space="preserve">In pairs: mark every claim you can check against the chart. Which ones can the chart support?</w:t>
+        <w:t xml:space="preserve">In pairs: which of these claims can you check against the chart, and which does the chart support?</w:t>
       </w:r>
     </w:p>
     <w:p>
@@ -1470,6 +1699,7 @@
           <w:i w:val="false"/>
           <w:b w:val="false"/>
           <w:u w:val="none"/>
+          <w:strike w:val="false"/>
           <w:sz w:val="22"/>
           <w:szCs w:val="22"/>
           <w:color w:val="B5BEC9"/>
@@ -1496,6 +1726,7 @@
           <w:i w:val="false"/>
           <w:b w:val="false"/>
           <w:u w:val="none"/>
+          <w:strike w:val="false"/>
           <w:sz w:val="22"/>
           <w:szCs w:val="22"/>
           <w:color w:val="B5BEC9"/>
@@ -1522,6 +1753,7 @@
           <w:i w:val="false"/>
           <w:b w:val="false"/>
           <w:u w:val="none"/>
+          <w:strike w:val="false"/>
           <w:sz w:val="22"/>
           <w:szCs w:val="22"/>
           <w:color w:val="B5BEC9"/>
@@ -1548,6 +1780,7 @@
           <w:i w:val="false"/>
           <w:b w:val="true"/>
           <w:u w:val="none"/>
+          <w:strike w:val="false"/>
           <w:sz w:val="26"/>
           <w:szCs w:val="26"/>
           <w:color w:val="215A9E"/>
@@ -1574,6 +1807,7 @@
           <w:i w:val="true"/>
           <w:b w:val="false"/>
           <w:u w:val="none"/>
+          <w:strike w:val="false"/>
           <w:sz w:val="22"/>
           <w:szCs w:val="22"/>
           <w:color w:val="000000"/>
@@ -1600,11 +1834,12 @@
           <w:i w:val="false"/>
           <w:b w:val="false"/>
           <w:u w:val="none"/>
+          <w:strike w:val="false"/>
           <w:sz w:val="22"/>
           <w:szCs w:val="22"/>
           <w:color w:val="000000"/>
         </w:rPr>
-        <w:t xml:space="preserve">Run both prompts on the same chart. What does the second answer include that the first left out? Then paste the second answer into a fresh chat and ask it to check for claims the chart cannot support.</w:t>
+        <w:t xml:space="preserve">Run both prompts on the same chart. What does the second answer include that the first left out? Paste the second answer into a fresh chat: which claims does it flag that the chart cannot support?</w:t>
       </w:r>
     </w:p>
     <w:p>
@@ -1632,6 +1867,7 @@
           <w:i w:val="false"/>
           <w:b w:val="false"/>
           <w:u w:val="none"/>
+          <w:strike w:val="false"/>
           <w:sz w:val="18"/>
           <w:szCs w:val="18"/>
           <w:color w:val="545860"/>
@@ -1658,6 +1894,7 @@
           <w:i w:val="false"/>
           <w:b w:val="true"/>
           <w:u w:val="none"/>
+          <w:strike w:val="false"/>
           <w:sz w:val="36"/>
           <w:szCs w:val="36"/>
           <w:color w:val="063360"/>
@@ -1699,7 +1936,6 @@
           </w:tcPr>
           <w:p>
             <w:pPr>
-              <w:pStyle w:val="Normal"/>
               <w:jc w:val="left"/>
               <w:pBdr>
                 <w:bottom w:val="none" w:sz="0" w:space="0" w:color="000000"/>
@@ -1709,6 +1945,16 @@
               </w:pBdr>
               <w:spacing w:after="200" w:before="200" w:line="240"/>
               <w:ind w:left="200" w:right="200" w:firstLine="0" w:firstLineChars="0"/>
+              <w:rPr>
+                <w:rFonts w:ascii="Arial" w:hAnsi="Arial" w:eastAsia="Arial" w:cs="Arial"/>
+                <w:i w:val="false"/>
+                <w:b w:val="false"/>
+                <w:u w:val="none"/>
+                <w:strike w:val="false"/>
+                <w:sz w:val="21"/>
+                <w:szCs w:val="21"/>
+                <w:color w:val="000000"/>
+              </w:rPr>
             </w:pPr>
             <w:r>
               <w:rPr>
@@ -1716,6 +1962,7 @@
                 <w:i w:val="false"/>
                 <w:b w:val="true"/>
                 <w:u w:val="none"/>
+                <w:strike w:val="false"/>
                 <w:sz w:val="22"/>
                 <w:szCs w:val="22"/>
                 <w:color w:val="063360"/>
@@ -1728,6 +1975,7 @@
                 <w:i w:val="false"/>
                 <w:b w:val="false"/>
                 <w:u w:val="none"/>
+                <w:strike w:val="false"/>
                 <w:sz w:val="21"/>
                 <w:szCs w:val="21"/>
                 <w:color w:val="000000"/>
@@ -1740,6 +1988,7 @@
                 <w:i w:val="false"/>
                 <w:b w:val="false"/>
                 <w:u w:val="none"/>
+                <w:strike w:val="false"/>
                 <w:sz w:val="21"/>
                 <w:szCs w:val="21"/>
                 <w:color w:val="000000"/>
@@ -1752,6 +2001,7 @@
                 <w:i w:val="false"/>
                 <w:b w:val="false"/>
                 <w:u w:val="none"/>
+                <w:strike w:val="false"/>
                 <w:sz w:val="21"/>
                 <w:szCs w:val="21"/>
                 <w:color w:val="000000"/>
@@ -1764,6 +2014,7 @@
                 <w:i w:val="false"/>
                 <w:b w:val="false"/>
                 <w:u w:val="none"/>
+                <w:strike w:val="false"/>
                 <w:sz w:val="21"/>
                 <w:szCs w:val="21"/>
                 <w:color w:val="000000"/>
@@ -1776,6 +2027,7 @@
                 <w:i w:val="false"/>
                 <w:b w:val="false"/>
                 <w:u w:val="none"/>
+                <w:strike w:val="false"/>
                 <w:sz w:val="21"/>
                 <w:szCs w:val="21"/>
                 <w:color w:val="000000"/>
@@ -1788,6 +2040,7 @@
                 <w:i w:val="false"/>
                 <w:b w:val="false"/>
                 <w:u w:val="none"/>
+                <w:strike w:val="false"/>
                 <w:sz w:val="21"/>
                 <w:szCs w:val="21"/>
                 <w:color w:val="000000"/>
@@ -1800,6 +2053,7 @@
                 <w:i w:val="false"/>
                 <w:b w:val="false"/>
                 <w:u w:val="none"/>
+                <w:strike w:val="false"/>
                 <w:sz w:val="21"/>
                 <w:szCs w:val="21"/>
                 <w:color w:val="000000"/>
@@ -1812,6 +2066,7 @@
                 <w:i w:val="false"/>
                 <w:b w:val="false"/>
                 <w:u w:val="none"/>
+                <w:strike w:val="false"/>
                 <w:sz w:val="21"/>
                 <w:szCs w:val="21"/>
                 <w:color w:val="000000"/>
@@ -1824,18 +2079,20 @@
                 <w:i w:val="false"/>
                 <w:b w:val="false"/>
                 <w:u w:val="none"/>
-                <w:sz w:val="21"/>
-                <w:szCs w:val="21"/>
-                <w:color w:val="000000"/>
-              </w:rPr>
-              <w:t xml:space="preserve">On my desk, I will ask these about:</w:t>
-            </w:r>
-            <w:r>
-              <w:rPr>
-                <w:rFonts w:ascii="Arial" w:hAnsi="Arial" w:eastAsia="Arial" w:cs="Arial"/>
-                <w:i w:val="false"/>
-                <w:b w:val="false"/>
-                <w:u w:val="none"/>
+                <w:strike w:val="false"/>
+                <w:sz w:val="21"/>
+                <w:szCs w:val="21"/>
+                <w:color w:val="000000"/>
+              </w:rPr>
+              <w:t xml:space="preserve">On my desk: the last figure I was sent. Was it before-and-after? What would I compare it with?</w:t>
+            </w:r>
+            <w:r>
+              <w:rPr>
+                <w:rFonts w:ascii="Arial" w:hAnsi="Arial" w:eastAsia="Arial" w:cs="Arial"/>
+                <w:i w:val="false"/>
+                <w:b w:val="false"/>
+                <w:u w:val="none"/>
+                <w:strike w:val="false"/>
                 <w:sz w:val="21"/>
                 <w:szCs w:val="21"/>
                 <w:color w:val="000000"/>
@@ -1848,6 +2105,7 @@
                 <w:i w:val="false"/>
                 <w:b w:val="false"/>
                 <w:u w:val="none"/>
+                <w:strike w:val="false"/>
                 <w:sz w:val="21"/>
                 <w:szCs w:val="21"/>
                 <w:color w:val="000000"/>
@@ -1875,7 +2133,6 @@
           </w:tcPr>
           <w:p>
             <w:pPr>
-              <w:pStyle w:val="Normal"/>
               <w:jc w:val="left"/>
               <w:pBdr>
                 <w:bottom w:val="none" w:sz="0" w:space="0" w:color="000000"/>
@@ -1885,6 +2142,16 @@
               </w:pBdr>
               <w:spacing w:after="200" w:before="200" w:line="240"/>
               <w:ind w:left="200" w:right="200" w:firstLine="0" w:firstLineChars="0"/>
+              <w:rPr>
+                <w:rFonts w:ascii="Arial" w:hAnsi="Arial" w:eastAsia="Arial" w:cs="Arial"/>
+                <w:i w:val="false"/>
+                <w:b w:val="false"/>
+                <w:u w:val="none"/>
+                <w:strike w:val="false"/>
+                <w:sz w:val="21"/>
+                <w:szCs w:val="21"/>
+                <w:color w:val="000000"/>
+              </w:rPr>
             </w:pPr>
             <w:r>
               <w:rPr>
@@ -1892,6 +2159,7 @@
                 <w:i w:val="false"/>
                 <w:b w:val="true"/>
                 <w:u w:val="none"/>
+                <w:strike w:val="false"/>
                 <w:sz w:val="22"/>
                 <w:szCs w:val="22"/>
                 <w:color w:val="063360"/>
@@ -1904,6 +2172,7 @@
                 <w:i w:val="false"/>
                 <w:b w:val="false"/>
                 <w:u w:val="none"/>
+                <w:strike w:val="false"/>
                 <w:sz w:val="21"/>
                 <w:szCs w:val="21"/>
                 <w:color w:val="000000"/>
@@ -1916,6 +2185,7 @@
                 <w:i w:val="false"/>
                 <w:b w:val="false"/>
                 <w:u w:val="none"/>
+                <w:strike w:val="false"/>
                 <w:sz w:val="21"/>
                 <w:szCs w:val="21"/>
                 <w:color w:val="000000"/>
@@ -1928,6 +2198,7 @@
                 <w:i w:val="false"/>
                 <w:b w:val="false"/>
                 <w:u w:val="none"/>
+                <w:strike w:val="false"/>
                 <w:sz w:val="21"/>
                 <w:szCs w:val="21"/>
                 <w:color w:val="000000"/>
@@ -1940,6 +2211,7 @@
                 <w:i w:val="false"/>
                 <w:b w:val="false"/>
                 <w:u w:val="none"/>
+                <w:strike w:val="false"/>
                 <w:sz w:val="21"/>
                 <w:szCs w:val="21"/>
                 <w:color w:val="000000"/>
@@ -1952,6 +2224,7 @@
                 <w:i w:val="false"/>
                 <w:b w:val="false"/>
                 <w:u w:val="none"/>
+                <w:strike w:val="false"/>
                 <w:sz w:val="21"/>
                 <w:szCs w:val="21"/>
                 <w:color w:val="000000"/>
@@ -1964,6 +2237,7 @@
                 <w:i w:val="false"/>
                 <w:b w:val="false"/>
                 <w:u w:val="none"/>
+                <w:strike w:val="false"/>
                 <w:sz w:val="21"/>
                 <w:szCs w:val="21"/>
                 <w:color w:val="000000"/>
@@ -1976,6 +2250,7 @@
                 <w:i w:val="false"/>
                 <w:b w:val="false"/>
                 <w:u w:val="none"/>
+                <w:strike w:val="false"/>
                 <w:sz w:val="21"/>
                 <w:szCs w:val="21"/>
                 <w:color w:val="000000"/>
@@ -1988,6 +2263,7 @@
                 <w:i w:val="false"/>
                 <w:b w:val="false"/>
                 <w:u w:val="none"/>
+                <w:strike w:val="false"/>
                 <w:sz w:val="21"/>
                 <w:szCs w:val="21"/>
                 <w:color w:val="000000"/>
@@ -2000,18 +2276,20 @@
                 <w:i w:val="false"/>
                 <w:b w:val="false"/>
                 <w:u w:val="none"/>
-                <w:sz w:val="21"/>
-                <w:szCs w:val="21"/>
-                <w:color w:val="000000"/>
-              </w:rPr>
-              <w:t xml:space="preserve">On my desk, I will ask these about:</w:t>
-            </w:r>
-            <w:r>
-              <w:rPr>
-                <w:rFonts w:ascii="Arial" w:hAnsi="Arial" w:eastAsia="Arial" w:cs="Arial"/>
-                <w:i w:val="false"/>
-                <w:b w:val="false"/>
-                <w:u w:val="none"/>
+                <w:strike w:val="false"/>
+                <w:sz w:val="21"/>
+                <w:szCs w:val="21"/>
+                <w:color w:val="000000"/>
+              </w:rPr>
+              <w:t xml:space="preserve">On my desk: the last figure I was sent. Was it before-and-after? What would I compare it with?</w:t>
+            </w:r>
+            <w:r>
+              <w:rPr>
+                <w:rFonts w:ascii="Arial" w:hAnsi="Arial" w:eastAsia="Arial" w:cs="Arial"/>
+                <w:i w:val="false"/>
+                <w:b w:val="false"/>
+                <w:u w:val="none"/>
+                <w:strike w:val="false"/>
                 <w:sz w:val="21"/>
                 <w:szCs w:val="21"/>
                 <w:color w:val="000000"/>
@@ -2024,6 +2302,7 @@
                 <w:i w:val="false"/>
                 <w:b w:val="false"/>
                 <w:u w:val="none"/>
+                <w:strike w:val="false"/>
                 <w:sz w:val="21"/>
                 <w:szCs w:val="21"/>
                 <w:color w:val="000000"/>
@@ -2057,7 +2336,6 @@
           </w:tcPr>
           <w:p>
             <w:pPr>
-              <w:pStyle w:val="Normal"/>
               <w:jc w:val="left"/>
               <w:pBdr>
                 <w:bottom w:val="none" w:sz="0" w:space="0" w:color="000000"/>
@@ -2067,6 +2345,16 @@
               </w:pBdr>
               <w:spacing w:after="200" w:before="200" w:line="240"/>
               <w:ind w:left="200" w:right="200" w:firstLine="0" w:firstLineChars="0"/>
+              <w:rPr>
+                <w:rFonts w:ascii="Arial" w:hAnsi="Arial" w:eastAsia="Arial" w:cs="Arial"/>
+                <w:i w:val="false"/>
+                <w:b w:val="false"/>
+                <w:u w:val="none"/>
+                <w:strike w:val="false"/>
+                <w:sz w:val="21"/>
+                <w:szCs w:val="21"/>
+                <w:color w:val="000000"/>
+              </w:rPr>
             </w:pPr>
             <w:r>
               <w:rPr>
@@ -2074,6 +2362,7 @@
                 <w:i w:val="false"/>
                 <w:b w:val="true"/>
                 <w:u w:val="none"/>
+                <w:strike w:val="false"/>
                 <w:sz w:val="22"/>
                 <w:szCs w:val="22"/>
                 <w:color w:val="063360"/>
@@ -2086,6 +2375,7 @@
                 <w:i w:val="false"/>
                 <w:b w:val="false"/>
                 <w:u w:val="none"/>
+                <w:strike w:val="false"/>
                 <w:sz w:val="21"/>
                 <w:szCs w:val="21"/>
                 <w:color w:val="000000"/>
@@ -2098,6 +2388,7 @@
                 <w:i w:val="false"/>
                 <w:b w:val="false"/>
                 <w:u w:val="none"/>
+                <w:strike w:val="false"/>
                 <w:sz w:val="21"/>
                 <w:szCs w:val="21"/>
                 <w:color w:val="000000"/>
@@ -2110,6 +2401,7 @@
                 <w:i w:val="false"/>
                 <w:b w:val="false"/>
                 <w:u w:val="none"/>
+                <w:strike w:val="false"/>
                 <w:sz w:val="21"/>
                 <w:szCs w:val="21"/>
                 <w:color w:val="000000"/>
@@ -2122,6 +2414,7 @@
                 <w:i w:val="false"/>
                 <w:b w:val="false"/>
                 <w:u w:val="none"/>
+                <w:strike w:val="false"/>
                 <w:sz w:val="21"/>
                 <w:szCs w:val="21"/>
                 <w:color w:val="000000"/>
@@ -2134,6 +2427,7 @@
                 <w:i w:val="false"/>
                 <w:b w:val="false"/>
                 <w:u w:val="none"/>
+                <w:strike w:val="false"/>
                 <w:sz w:val="21"/>
                 <w:szCs w:val="21"/>
                 <w:color w:val="000000"/>
@@ -2146,6 +2440,7 @@
                 <w:i w:val="false"/>
                 <w:b w:val="false"/>
                 <w:u w:val="none"/>
+                <w:strike w:val="false"/>
                 <w:sz w:val="21"/>
                 <w:szCs w:val="21"/>
                 <w:color w:val="000000"/>
@@ -2158,6 +2453,7 @@
                 <w:i w:val="false"/>
                 <w:b w:val="false"/>
                 <w:u w:val="none"/>
+                <w:strike w:val="false"/>
                 <w:sz w:val="21"/>
                 <w:szCs w:val="21"/>
                 <w:color w:val="000000"/>
@@ -2170,6 +2466,7 @@
                 <w:i w:val="false"/>
                 <w:b w:val="false"/>
                 <w:u w:val="none"/>
+                <w:strike w:val="false"/>
                 <w:sz w:val="21"/>
                 <w:szCs w:val="21"/>
                 <w:color w:val="000000"/>
@@ -2182,18 +2479,20 @@
                 <w:i w:val="false"/>
                 <w:b w:val="false"/>
                 <w:u w:val="none"/>
-                <w:sz w:val="21"/>
-                <w:szCs w:val="21"/>
-                <w:color w:val="000000"/>
-              </w:rPr>
-              <w:t xml:space="preserve">On my desk, I will ask these about:</w:t>
-            </w:r>
-            <w:r>
-              <w:rPr>
-                <w:rFonts w:ascii="Arial" w:hAnsi="Arial" w:eastAsia="Arial" w:cs="Arial"/>
-                <w:i w:val="false"/>
-                <w:b w:val="false"/>
-                <w:u w:val="none"/>
+                <w:strike w:val="false"/>
+                <w:sz w:val="21"/>
+                <w:szCs w:val="21"/>
+                <w:color w:val="000000"/>
+              </w:rPr>
+              <w:t xml:space="preserve">On my desk: the last figure I was sent. Was it before-and-after? What would I compare it with?</w:t>
+            </w:r>
+            <w:r>
+              <w:rPr>
+                <w:rFonts w:ascii="Arial" w:hAnsi="Arial" w:eastAsia="Arial" w:cs="Arial"/>
+                <w:i w:val="false"/>
+                <w:b w:val="false"/>
+                <w:u w:val="none"/>
+                <w:strike w:val="false"/>
                 <w:sz w:val="21"/>
                 <w:szCs w:val="21"/>
                 <w:color w:val="000000"/>
@@ -2206,6 +2505,7 @@
                 <w:i w:val="false"/>
                 <w:b w:val="false"/>
                 <w:u w:val="none"/>
+                <w:strike w:val="false"/>
                 <w:sz w:val="21"/>
                 <w:szCs w:val="21"/>
                 <w:color w:val="000000"/>
@@ -2233,7 +2533,6 @@
           </w:tcPr>
           <w:p>
             <w:pPr>
-              <w:pStyle w:val="Normal"/>
               <w:jc w:val="left"/>
               <w:pBdr>
                 <w:bottom w:val="none" w:sz="0" w:space="0" w:color="000000"/>
@@ -2243,6 +2542,16 @@
               </w:pBdr>
               <w:spacing w:after="200" w:before="200" w:line="240"/>
               <w:ind w:left="200" w:right="200" w:firstLine="0" w:firstLineChars="0"/>
+              <w:rPr>
+                <w:rFonts w:ascii="Arial" w:hAnsi="Arial" w:eastAsia="Arial" w:cs="Arial"/>
+                <w:i w:val="false"/>
+                <w:b w:val="false"/>
+                <w:u w:val="none"/>
+                <w:strike w:val="false"/>
+                <w:sz w:val="21"/>
+                <w:szCs w:val="21"/>
+                <w:color w:val="000000"/>
+              </w:rPr>
             </w:pPr>
             <w:r>
               <w:rPr>
@@ -2250,6 +2559,7 @@
                 <w:i w:val="false"/>
                 <w:b w:val="true"/>
                 <w:u w:val="none"/>
+                <w:strike w:val="false"/>
                 <w:sz w:val="22"/>
                 <w:szCs w:val="22"/>
                 <w:color w:val="063360"/>
@@ -2262,6 +2572,7 @@
                 <w:i w:val="false"/>
                 <w:b w:val="false"/>
                 <w:u w:val="none"/>
+                <w:strike w:val="false"/>
                 <w:sz w:val="21"/>
                 <w:szCs w:val="21"/>
                 <w:color w:val="000000"/>
@@ -2274,6 +2585,7 @@
                 <w:i w:val="false"/>
                 <w:b w:val="false"/>
                 <w:u w:val="none"/>
+                <w:strike w:val="false"/>
                 <w:sz w:val="21"/>
                 <w:szCs w:val="21"/>
                 <w:color w:val="000000"/>
@@ -2286,6 +2598,7 @@
                 <w:i w:val="false"/>
                 <w:b w:val="false"/>
                 <w:u w:val="none"/>
+                <w:strike w:val="false"/>
                 <w:sz w:val="21"/>
                 <w:szCs w:val="21"/>
                 <w:color w:val="000000"/>
@@ -2298,6 +2611,7 @@
                 <w:i w:val="false"/>
                 <w:b w:val="false"/>
                 <w:u w:val="none"/>
+                <w:strike w:val="false"/>
                 <w:sz w:val="21"/>
                 <w:szCs w:val="21"/>
                 <w:color w:val="000000"/>
@@ -2310,6 +2624,7 @@
                 <w:i w:val="false"/>
                 <w:b w:val="false"/>
                 <w:u w:val="none"/>
+                <w:strike w:val="false"/>
                 <w:sz w:val="21"/>
                 <w:szCs w:val="21"/>
                 <w:color w:val="000000"/>
@@ -2322,6 +2637,7 @@
                 <w:i w:val="false"/>
                 <w:b w:val="false"/>
                 <w:u w:val="none"/>
+                <w:strike w:val="false"/>
                 <w:sz w:val="21"/>
                 <w:szCs w:val="21"/>
                 <w:color w:val="000000"/>
@@ -2334,6 +2650,7 @@
                 <w:i w:val="false"/>
                 <w:b w:val="false"/>
                 <w:u w:val="none"/>
+                <w:strike w:val="false"/>
                 <w:sz w:val="21"/>
                 <w:szCs w:val="21"/>
                 <w:color w:val="000000"/>
@@ -2346,6 +2663,7 @@
                 <w:i w:val="false"/>
                 <w:b w:val="false"/>
                 <w:u w:val="none"/>
+                <w:strike w:val="false"/>
                 <w:sz w:val="21"/>
                 <w:szCs w:val="21"/>
                 <w:color w:val="000000"/>
@@ -2358,18 +2676,20 @@
                 <w:i w:val="false"/>
                 <w:b w:val="false"/>
                 <w:u w:val="none"/>
-                <w:sz w:val="21"/>
-                <w:szCs w:val="21"/>
-                <w:color w:val="000000"/>
-              </w:rPr>
-              <w:t xml:space="preserve">On my desk, I will ask these about:</w:t>
-            </w:r>
-            <w:r>
-              <w:rPr>
-                <w:rFonts w:ascii="Arial" w:hAnsi="Arial" w:eastAsia="Arial" w:cs="Arial"/>
-                <w:i w:val="false"/>
-                <w:b w:val="false"/>
-                <w:u w:val="none"/>
+                <w:strike w:val="false"/>
+                <w:sz w:val="21"/>
+                <w:szCs w:val="21"/>
+                <w:color w:val="000000"/>
+              </w:rPr>
+              <w:t xml:space="preserve">On my desk: the last figure I was sent. Was it before-and-after? What would I compare it with?</w:t>
+            </w:r>
+            <w:r>
+              <w:rPr>
+                <w:rFonts w:ascii="Arial" w:hAnsi="Arial" w:eastAsia="Arial" w:cs="Arial"/>
+                <w:i w:val="false"/>
+                <w:b w:val="false"/>
+                <w:u w:val="none"/>
+                <w:strike w:val="false"/>
                 <w:sz w:val="21"/>
                 <w:szCs w:val="21"/>
                 <w:color w:val="000000"/>
@@ -2382,6 +2702,7 @@
                 <w:i w:val="false"/>
                 <w:b w:val="false"/>
                 <w:u w:val="none"/>
+                <w:strike w:val="false"/>
                 <w:sz w:val="21"/>
                 <w:szCs w:val="21"/>
                 <w:color w:val="000000"/>
@@ -2415,7 +2736,6 @@
           </w:tcPr>
           <w:p>
             <w:pPr>
-              <w:pStyle w:val="Normal"/>
               <w:jc w:val="left"/>
               <w:pBdr>
                 <w:bottom w:val="none" w:sz="0" w:space="0" w:color="000000"/>
@@ -2425,6 +2745,16 @@
               </w:pBdr>
               <w:spacing w:after="200" w:before="200" w:line="240"/>
               <w:ind w:left="200" w:right="200" w:firstLine="0" w:firstLineChars="0"/>
+              <w:rPr>
+                <w:rFonts w:ascii="Arial" w:hAnsi="Arial" w:eastAsia="Arial" w:cs="Arial"/>
+                <w:i w:val="false"/>
+                <w:b w:val="false"/>
+                <w:u w:val="none"/>
+                <w:strike w:val="false"/>
+                <w:sz w:val="21"/>
+                <w:szCs w:val="21"/>
+                <w:color w:val="000000"/>
+              </w:rPr>
             </w:pPr>
             <w:r>
               <w:rPr>
@@ -2432,6 +2762,7 @@
                 <w:i w:val="false"/>
                 <w:b w:val="true"/>
                 <w:u w:val="none"/>
+                <w:strike w:val="false"/>
                 <w:sz w:val="22"/>
                 <w:szCs w:val="22"/>
                 <w:color w:val="063360"/>
@@ -2444,6 +2775,7 @@
                 <w:i w:val="false"/>
                 <w:b w:val="false"/>
                 <w:u w:val="none"/>
+                <w:strike w:val="false"/>
                 <w:sz w:val="21"/>
                 <w:szCs w:val="21"/>
                 <w:color w:val="000000"/>
@@ -2456,6 +2788,7 @@
                 <w:i w:val="false"/>
                 <w:b w:val="false"/>
                 <w:u w:val="none"/>
+                <w:strike w:val="false"/>
                 <w:sz w:val="21"/>
                 <w:szCs w:val="21"/>
                 <w:color w:val="000000"/>
@@ -2468,6 +2801,7 @@
                 <w:i w:val="false"/>
                 <w:b w:val="false"/>
                 <w:u w:val="none"/>
+                <w:strike w:val="false"/>
                 <w:sz w:val="21"/>
                 <w:szCs w:val="21"/>
                 <w:color w:val="000000"/>
@@ -2480,6 +2814,7 @@
                 <w:i w:val="false"/>
                 <w:b w:val="false"/>
                 <w:u w:val="none"/>
+                <w:strike w:val="false"/>
                 <w:sz w:val="21"/>
                 <w:szCs w:val="21"/>
                 <w:color w:val="000000"/>
@@ -2492,6 +2827,7 @@
                 <w:i w:val="false"/>
                 <w:b w:val="false"/>
                 <w:u w:val="none"/>
+                <w:strike w:val="false"/>
                 <w:sz w:val="21"/>
                 <w:szCs w:val="21"/>
                 <w:color w:val="000000"/>
@@ -2504,6 +2840,7 @@
                 <w:i w:val="false"/>
                 <w:b w:val="false"/>
                 <w:u w:val="none"/>
+                <w:strike w:val="false"/>
                 <w:sz w:val="21"/>
                 <w:szCs w:val="21"/>
                 <w:color w:val="000000"/>
@@ -2516,6 +2853,7 @@
                 <w:i w:val="false"/>
                 <w:b w:val="false"/>
                 <w:u w:val="none"/>
+                <w:strike w:val="false"/>
                 <w:sz w:val="21"/>
                 <w:szCs w:val="21"/>
                 <w:color w:val="000000"/>
@@ -2528,6 +2866,7 @@
                 <w:i w:val="false"/>
                 <w:b w:val="false"/>
                 <w:u w:val="none"/>
+                <w:strike w:val="false"/>
                 <w:sz w:val="21"/>
                 <w:szCs w:val="21"/>
                 <w:color w:val="000000"/>
@@ -2540,18 +2879,20 @@
                 <w:i w:val="false"/>
                 <w:b w:val="false"/>
                 <w:u w:val="none"/>
-                <w:sz w:val="21"/>
-                <w:szCs w:val="21"/>
-                <w:color w:val="000000"/>
-              </w:rPr>
-              <w:t xml:space="preserve">On my desk, I will ask these about:</w:t>
-            </w:r>
-            <w:r>
-              <w:rPr>
-                <w:rFonts w:ascii="Arial" w:hAnsi="Arial" w:eastAsia="Arial" w:cs="Arial"/>
-                <w:i w:val="false"/>
-                <w:b w:val="false"/>
-                <w:u w:val="none"/>
+                <w:strike w:val="false"/>
+                <w:sz w:val="21"/>
+                <w:szCs w:val="21"/>
+                <w:color w:val="000000"/>
+              </w:rPr>
+              <w:t xml:space="preserve">On my desk: the last figure I was sent. Was it before-and-after? What would I compare it with?</w:t>
+            </w:r>
+            <w:r>
+              <w:rPr>
+                <w:rFonts w:ascii="Arial" w:hAnsi="Arial" w:eastAsia="Arial" w:cs="Arial"/>
+                <w:i w:val="false"/>
+                <w:b w:val="false"/>
+                <w:u w:val="none"/>
+                <w:strike w:val="false"/>
                 <w:sz w:val="21"/>
                 <w:szCs w:val="21"/>
                 <w:color w:val="000000"/>
@@ -2564,6 +2905,7 @@
                 <w:i w:val="false"/>
                 <w:b w:val="false"/>
                 <w:u w:val="none"/>
+                <w:strike w:val="false"/>
                 <w:sz w:val="21"/>
                 <w:szCs w:val="21"/>
                 <w:color w:val="000000"/>
@@ -2591,7 +2933,6 @@
           </w:tcPr>
           <w:p>
             <w:pPr>
-              <w:pStyle w:val="Normal"/>
               <w:jc w:val="left"/>
               <w:pBdr>
                 <w:bottom w:val="none" w:sz="0" w:space="0" w:color="000000"/>
@@ -2601,6 +2942,16 @@
               </w:pBdr>
               <w:spacing w:after="200" w:before="200" w:line="240"/>
               <w:ind w:left="200" w:right="200" w:firstLine="0" w:firstLineChars="0"/>
+              <w:rPr>
+                <w:rFonts w:ascii="Arial" w:hAnsi="Arial" w:eastAsia="Arial" w:cs="Arial"/>
+                <w:i w:val="false"/>
+                <w:b w:val="false"/>
+                <w:u w:val="none"/>
+                <w:strike w:val="false"/>
+                <w:sz w:val="21"/>
+                <w:szCs w:val="21"/>
+                <w:color w:val="000000"/>
+              </w:rPr>
             </w:pPr>
             <w:r>
               <w:rPr>
@@ -2608,6 +2959,7 @@
                 <w:i w:val="false"/>
                 <w:b w:val="true"/>
                 <w:u w:val="none"/>
+                <w:strike w:val="false"/>
                 <w:sz w:val="22"/>
                 <w:szCs w:val="22"/>
                 <w:color w:val="063360"/>
@@ -2620,6 +2972,7 @@
                 <w:i w:val="false"/>
                 <w:b w:val="false"/>
                 <w:u w:val="none"/>
+                <w:strike w:val="false"/>
                 <w:sz w:val="21"/>
                 <w:szCs w:val="21"/>
                 <w:color w:val="000000"/>
@@ -2632,6 +2985,7 @@
                 <w:i w:val="false"/>
                 <w:b w:val="false"/>
                 <w:u w:val="none"/>
+                <w:strike w:val="false"/>
                 <w:sz w:val="21"/>
                 <w:szCs w:val="21"/>
                 <w:color w:val="000000"/>
@@ -2644,6 +2998,7 @@
                 <w:i w:val="false"/>
                 <w:b w:val="false"/>
                 <w:u w:val="none"/>
+                <w:strike w:val="false"/>
                 <w:sz w:val="21"/>
                 <w:szCs w:val="21"/>
                 <w:color w:val="000000"/>
@@ -2656,6 +3011,7 @@
                 <w:i w:val="false"/>
                 <w:b w:val="false"/>
                 <w:u w:val="none"/>
+                <w:strike w:val="false"/>
                 <w:sz w:val="21"/>
                 <w:szCs w:val="21"/>
                 <w:color w:val="000000"/>
@@ -2668,6 +3024,7 @@
                 <w:i w:val="false"/>
                 <w:b w:val="false"/>
                 <w:u w:val="none"/>
+                <w:strike w:val="false"/>
                 <w:sz w:val="21"/>
                 <w:szCs w:val="21"/>
                 <w:color w:val="000000"/>
@@ -2680,6 +3037,7 @@
                 <w:i w:val="false"/>
                 <w:b w:val="false"/>
                 <w:u w:val="none"/>
+                <w:strike w:val="false"/>
                 <w:sz w:val="21"/>
                 <w:szCs w:val="21"/>
                 <w:color w:val="000000"/>
@@ -2692,6 +3050,7 @@
                 <w:i w:val="false"/>
                 <w:b w:val="false"/>
                 <w:u w:val="none"/>
+                <w:strike w:val="false"/>
                 <w:sz w:val="21"/>
                 <w:szCs w:val="21"/>
                 <w:color w:val="000000"/>
@@ -2704,6 +3063,7 @@
                 <w:i w:val="false"/>
                 <w:b w:val="false"/>
                 <w:u w:val="none"/>
+                <w:strike w:val="false"/>
                 <w:sz w:val="21"/>
                 <w:szCs w:val="21"/>
                 <w:color w:val="000000"/>
@@ -2716,18 +3076,20 @@
                 <w:i w:val="false"/>
                 <w:b w:val="false"/>
                 <w:u w:val="none"/>
-                <w:sz w:val="21"/>
-                <w:szCs w:val="21"/>
-                <w:color w:val="000000"/>
-              </w:rPr>
-              <w:t xml:space="preserve">On my desk, I will ask these about:</w:t>
-            </w:r>
-            <w:r>
-              <w:rPr>
-                <w:rFonts w:ascii="Arial" w:hAnsi="Arial" w:eastAsia="Arial" w:cs="Arial"/>
-                <w:i w:val="false"/>
-                <w:b w:val="false"/>
-                <w:u w:val="none"/>
+                <w:strike w:val="false"/>
+                <w:sz w:val="21"/>
+                <w:szCs w:val="21"/>
+                <w:color w:val="000000"/>
+              </w:rPr>
+              <w:t xml:space="preserve">On my desk: the last figure I was sent. Was it before-and-after? What would I compare it with?</w:t>
+            </w:r>
+            <w:r>
+              <w:rPr>
+                <w:rFonts w:ascii="Arial" w:hAnsi="Arial" w:eastAsia="Arial" w:cs="Arial"/>
+                <w:i w:val="false"/>
+                <w:b w:val="false"/>
+                <w:u w:val="none"/>
+                <w:strike w:val="false"/>
                 <w:sz w:val="21"/>
                 <w:szCs w:val="21"/>
                 <w:color w:val="000000"/>
@@ -2740,6 +3102,7 @@
                 <w:i w:val="false"/>
                 <w:b w:val="false"/>
                 <w:u w:val="none"/>
+                <w:strike w:val="false"/>
                 <w:sz w:val="21"/>
                 <w:szCs w:val="21"/>
                 <w:color w:val="000000"/>
@@ -2750,11 +3113,11 @@
         </w:tc>
       </w:tr>
     </w:tbl>
-    <w:sectPr w:officer="true">
-      <w:pgMar w:header="720" w:bottom="1008" w:top="1008" w:right="1152" w:left="1152" w:footer="720" w:gutter="720"/>
+    <w:sectPr>
+      <w:pgMar w:header="708" w:bottom="1008" w:top="1008" w:right="1152" w:left="1152" w:footer="708" w:gutter="0"/>
       <w:pgSz w:h="16838" w:w="11906" w:orient="portrait"/>
+      <w:type w:val="continuous"/>
       <w:cols/>
-      <w:type w:val="continuous"/>
     </w:sectPr>
   </w:body>
 </w:document>

--- a/docs/handouts/Oct12_session2_handouts.docx
+++ b/docs/handouts/Oct12_session2_handouts.docx
@@ -102,7 +102,6 @@
           <w:trHeight w:val="360" w:hRule="auto"/>
           <w:tblHeader/>
         </w:trPr>
-        header1
         <w:tc>
           <w:tcPr>
             <w:tcBorders>
@@ -122,6 +121,7 @@
           </w:tcPr>
           <w:p>
             <w:pPr>
+              <w:pStyle w:val="Normal"/>
               <w:jc w:val="left"/>
               <w:pBdr>
                 <w:bottom w:val="none" w:sz="0" w:space="0" w:color="000000"/>
@@ -176,6 +176,7 @@
           </w:tcPr>
           <w:p>
             <w:pPr>
+              <w:pStyle w:val="Normal"/>
               <w:jc w:val="left"/>
               <w:pBdr>
                 <w:bottom w:val="none" w:sz="0" w:space="0" w:color="000000"/>
@@ -230,6 +231,7 @@
           </w:tcPr>
           <w:p>
             <w:pPr>
+              <w:pStyle w:val="Normal"/>
               <w:jc w:val="left"/>
               <w:pBdr>
                 <w:bottom w:val="none" w:sz="0" w:space="0" w:color="000000"/>
@@ -284,6 +286,7 @@
           </w:tcPr>
           <w:p>
             <w:pPr>
+              <w:pStyle w:val="Normal"/>
               <w:jc w:val="left"/>
               <w:pBdr>
                 <w:bottom w:val="none" w:sz="0" w:space="0" w:color="000000"/>
@@ -338,6 +341,7 @@
           </w:tcPr>
           <w:p>
             <w:pPr>
+              <w:pStyle w:val="Normal"/>
               <w:jc w:val="left"/>
               <w:pBdr>
                 <w:bottom w:val="none" w:sz="0" w:space="0" w:color="000000"/>
@@ -392,6 +396,7 @@
           </w:tcPr>
           <w:p>
             <w:pPr>
+              <w:pStyle w:val="Normal"/>
               <w:jc w:val="left"/>
               <w:pBdr>
                 <w:bottom w:val="none" w:sz="0" w:space="0" w:color="000000"/>
@@ -432,7 +437,6 @@
         <w:trPr>
           <w:trHeight w:val="360" w:hRule="auto"/>
         </w:trPr>
-        body1
         <w:tc>
           <w:tcPr>
             <w:tcBorders>
@@ -452,6 +456,7 @@
           </w:tcPr>
           <w:p>
             <w:pPr>
+              <w:pStyle w:val="Normal"/>
               <w:jc w:val="left"/>
               <w:pBdr>
                 <w:bottom w:val="none" w:sz="0" w:space="0" w:color="000000"/>
@@ -506,6 +511,7 @@
           </w:tcPr>
           <w:p>
             <w:pPr>
+              <w:pStyle w:val="Normal"/>
               <w:jc w:val="left"/>
               <w:pBdr>
                 <w:bottom w:val="none" w:sz="0" w:space="0" w:color="000000"/>
@@ -560,6 +566,7 @@
           </w:tcPr>
           <w:p>
             <w:pPr>
+              <w:pStyle w:val="Normal"/>
               <w:jc w:val="left"/>
               <w:pBdr>
                 <w:bottom w:val="none" w:sz="0" w:space="0" w:color="000000"/>
@@ -614,6 +621,7 @@
           </w:tcPr>
           <w:p>
             <w:pPr>
+              <w:pStyle w:val="Normal"/>
               <w:jc w:val="left"/>
               <w:pBdr>
                 <w:bottom w:val="none" w:sz="0" w:space="0" w:color="000000"/>
@@ -668,6 +676,7 @@
           </w:tcPr>
           <w:p>
             <w:pPr>
+              <w:pStyle w:val="Normal"/>
               <w:jc w:val="left"/>
               <w:pBdr>
                 <w:bottom w:val="none" w:sz="0" w:space="0" w:color="000000"/>
@@ -722,6 +731,7 @@
           </w:tcPr>
           <w:p>
             <w:pPr>
+              <w:pStyle w:val="Normal"/>
               <w:jc w:val="left"/>
               <w:pBdr>
                 <w:bottom w:val="none" w:sz="0" w:space="0" w:color="000000"/>
@@ -762,7 +772,6 @@
         <w:trPr>
           <w:trHeight w:val="360" w:hRule="auto"/>
         </w:trPr>
-        body2
         <w:tc>
           <w:tcPr>
             <w:tcBorders>
@@ -782,6 +791,7 @@
           </w:tcPr>
           <w:p>
             <w:pPr>
+              <w:pStyle w:val="Normal"/>
               <w:jc w:val="left"/>
               <w:pBdr>
                 <w:bottom w:val="none" w:sz="0" w:space="0" w:color="000000"/>
@@ -836,6 +846,7 @@
           </w:tcPr>
           <w:p>
             <w:pPr>
+              <w:pStyle w:val="Normal"/>
               <w:jc w:val="left"/>
               <w:pBdr>
                 <w:bottom w:val="none" w:sz="0" w:space="0" w:color="000000"/>
@@ -890,6 +901,7 @@
           </w:tcPr>
           <w:p>
             <w:pPr>
+              <w:pStyle w:val="Normal"/>
               <w:jc w:val="left"/>
               <w:pBdr>
                 <w:bottom w:val="none" w:sz="0" w:space="0" w:color="000000"/>
@@ -944,6 +956,7 @@
           </w:tcPr>
           <w:p>
             <w:pPr>
+              <w:pStyle w:val="Normal"/>
               <w:jc w:val="left"/>
               <w:pBdr>
                 <w:bottom w:val="none" w:sz="0" w:space="0" w:color="000000"/>
@@ -998,6 +1011,7 @@
           </w:tcPr>
           <w:p>
             <w:pPr>
+              <w:pStyle w:val="Normal"/>
               <w:jc w:val="left"/>
               <w:pBdr>
                 <w:bottom w:val="none" w:sz="0" w:space="0" w:color="000000"/>
@@ -1052,6 +1066,7 @@
           </w:tcPr>
           <w:p>
             <w:pPr>
+              <w:pStyle w:val="Normal"/>
               <w:jc w:val="left"/>
               <w:pBdr>
                 <w:bottom w:val="none" w:sz="0" w:space="0" w:color="000000"/>
@@ -1167,7 +1182,7 @@
           <w:szCs w:val="22"/>
           <w:color w:val="000000"/>
         </w:rPr>
-        <w:t xml:space="preserve">1. Which number is the before-and-after change? Circle it.</w:t>
+        <w:t xml:space="preserve">1. Which number is the before-and-after change? Circle that number.</w:t>
       </w:r>
     </w:p>
     <w:p>
@@ -1194,7 +1209,7 @@
           <w:szCs w:val="22"/>
           <w:color w:val="000000"/>
         </w:rPr>
-        <w:t xml:space="preserve">2. Where is its confidence interval? Draw a box around it.</w:t>
+        <w:t xml:space="preserve">2. Where is the confidence interval for that change? Draw a box around the interval.</w:t>
       </w:r>
     </w:p>
     <w:p>
@@ -1221,7 +1236,7 @@
           <w:szCs w:val="22"/>
           <w:color w:val="000000"/>
         </w:rPr>
-        <w:t xml:space="preserve">3. Which number is the 2019 average? Underline it. Why is it not an effect?</w:t>
+        <w:t xml:space="preserve">3. Which number is the 2019 average? Underline that number. Why is the 2019 average not the effect of the cameras?</w:t>
       </w:r>
     </w:p>
     <w:p>
@@ -1302,7 +1317,7 @@
           <w:szCs w:val="22"/>
           <w:color w:val="000000"/>
         </w:rPr>
-        <w:t xml:space="preserve">4. What comparison would you ask the evaluator for?</w:t>
+        <w:t xml:space="preserve">4. To know whether the cameras caused the change, what would you compare these roads with? Write the question you would ask the evaluator.</w:t>
       </w:r>
     </w:p>
     <w:p>
@@ -1677,7 +1692,7 @@
           <w:szCs w:val="22"/>
           <w:color w:val="000000"/>
         </w:rPr>
-        <w:t xml:space="preserve">In pairs: which of these claims can you check against the chart, and which does the chart support?</w:t>
+        <w:t xml:space="preserve">In pairs: underline each claim in the response that you can see in the chart. Cross out each claim that the chart does not show.</w:t>
       </w:r>
     </w:p>
     <w:p>
@@ -1839,7 +1854,61 @@
           <w:szCs w:val="22"/>
           <w:color w:val="000000"/>
         </w:rPr>
-        <w:t xml:space="preserve">Run both prompts on the same chart. What does the second answer include that the first left out? Paste the second answer into a fresh chat: which claims does it flag that the chart cannot support?</w:t>
+        <w:t xml:space="preserve">1. Run both prompts with the same chart.</w:t>
+      </w:r>
+    </w:p>
+    <w:p>
+      <w:pPr>
+        <w:pStyle w:val="Normal"/>
+        <w:jc w:val="left"/>
+        <w:pBdr>
+          <w:bottom w:val="none" w:sz="0" w:space="0" w:color="000000"/>
+          <w:top w:val="none" w:sz="0" w:space="0" w:color="000000"/>
+          <w:left w:val="none" w:sz="0" w:space="0" w:color="000000"/>
+          <w:right w:val="none" w:sz="0" w:space="0" w:color="000000"/>
+        </w:pBdr>
+        <w:spacing w:after="80" w:before="0" w:line="240"/>
+        <w:ind w:left="0" w:right="0" w:firstLine="0" w:firstLineChars="0"/>
+      </w:pPr>
+      <w:r>
+        <w:rPr>
+          <w:rFonts w:ascii="Arial" w:hAnsi="Arial" w:eastAsia="Arial" w:cs="Arial"/>
+          <w:i w:val="false"/>
+          <w:b w:val="false"/>
+          <w:u w:val="none"/>
+          <w:strike w:val="false"/>
+          <w:sz w:val="22"/>
+          <w:szCs w:val="22"/>
+          <w:color w:val="000000"/>
+        </w:rPr>
+        <w:t xml:space="preserve">2. What does the second answer include that the first answer left out?</w:t>
+      </w:r>
+    </w:p>
+    <w:p>
+      <w:pPr>
+        <w:pStyle w:val="Normal"/>
+        <w:jc w:val="left"/>
+        <w:pBdr>
+          <w:bottom w:val="none" w:sz="0" w:space="0" w:color="000000"/>
+          <w:top w:val="none" w:sz="0" w:space="0" w:color="000000"/>
+          <w:left w:val="none" w:sz="0" w:space="0" w:color="000000"/>
+          <w:right w:val="none" w:sz="0" w:space="0" w:color="000000"/>
+        </w:pBdr>
+        <w:spacing w:after="80" w:before="0" w:line="240"/>
+        <w:ind w:left="0" w:right="0" w:firstLine="0" w:firstLineChars="0"/>
+      </w:pPr>
+      <w:r>
+        <w:rPr>
+          <w:rFonts w:ascii="Arial" w:hAnsi="Arial" w:eastAsia="Arial" w:cs="Arial"/>
+          <w:i w:val="false"/>
+          <w:b w:val="false"/>
+          <w:u w:val="none"/>
+          <w:strike w:val="false"/>
+          <w:sz w:val="22"/>
+          <w:szCs w:val="22"/>
+          <w:color w:val="000000"/>
+        </w:rPr>
+        <w:t xml:space="preserve">3. Paste the second answer into a new chat and ask: which of these claims does the chart not support? Which claims does the new chat find?</w:t>
       </w:r>
     </w:p>
     <w:p>
@@ -1916,7 +1985,6 @@
         <w:trPr>
           <w:trHeight w:val="3168" w:hRule="atLeast"/>
         </w:trPr>
-        body1
         <w:tc>
           <w:tcPr>
             <w:tcBorders>
@@ -1936,6 +2004,7 @@
           </w:tcPr>
           <w:p>
             <w:pPr>
+              <w:pStyle w:val="Normal"/>
               <w:jc w:val="left"/>
               <w:pBdr>
                 <w:bottom w:val="none" w:sz="0" w:space="0" w:color="000000"/>
@@ -2019,7 +2088,7 @@
                 <w:szCs w:val="21"/>
                 <w:color w:val="000000"/>
               </w:rPr>
-              <w:t xml:space="preserve">2. How sure? Does the confidence interval clear the rule, not just zero?</w:t>
+              <w:t xml:space="preserve">2. How sure? Does the whole confidence interval meet the decision rule, not just exclude zero?</w:t>
             </w:r>
             <w:r>
               <w:rPr>
@@ -2045,7 +2114,7 @@
                 <w:szCs w:val="21"/>
                 <w:color w:val="000000"/>
               </w:rPr>
-              <w:t xml:space="preserve">3. Compared to what? Which group, which period, and did it move too?</w:t>
+              <w:t xml:space="preserve">3. Compared to what? Which group, which period, and did that group change too?</w:t>
             </w:r>
             <w:r>
               <w:rPr>
@@ -2084,7 +2153,7 @@
                 <w:szCs w:val="21"/>
                 <w:color w:val="000000"/>
               </w:rPr>
-              <w:t xml:space="preserve">On my desk: the last figure I was sent. Was it before-and-after? What would I compare it with?</w:t>
+              <w:t xml:space="preserve">Back at work: think of the last figure you received. Was it a before-and-after comparison? What would you compare it with?</w:t>
             </w:r>
             <w:r>
               <w:rPr>
@@ -2133,6 +2202,7 @@
           </w:tcPr>
           <w:p>
             <w:pPr>
+              <w:pStyle w:val="Normal"/>
               <w:jc w:val="left"/>
               <w:pBdr>
                 <w:bottom w:val="none" w:sz="0" w:space="0" w:color="000000"/>
@@ -2216,7 +2286,7 @@
                 <w:szCs w:val="21"/>
                 <w:color w:val="000000"/>
               </w:rPr>
-              <w:t xml:space="preserve">2. How sure? Does the confidence interval clear the rule, not just zero?</w:t>
+              <w:t xml:space="preserve">2. How sure? Does the whole confidence interval meet the decision rule, not just exclude zero?</w:t>
             </w:r>
             <w:r>
               <w:rPr>
@@ -2242,7 +2312,7 @@
                 <w:szCs w:val="21"/>
                 <w:color w:val="000000"/>
               </w:rPr>
-              <w:t xml:space="preserve">3. Compared to what? Which group, which period, and did it move too?</w:t>
+              <w:t xml:space="preserve">3. Compared to what? Which group, which period, and did that group change too?</w:t>
             </w:r>
             <w:r>
               <w:rPr>
@@ -2281,7 +2351,7 @@
                 <w:szCs w:val="21"/>
                 <w:color w:val="000000"/>
               </w:rPr>
-              <w:t xml:space="preserve">On my desk: the last figure I was sent. Was it before-and-after? What would I compare it with?</w:t>
+              <w:t xml:space="preserve">Back at work: think of the last figure you received. Was it a before-and-after comparison? What would you compare it with?</w:t>
             </w:r>
             <w:r>
               <w:rPr>
@@ -2316,7 +2386,6 @@
         <w:trPr>
           <w:trHeight w:val="3168" w:hRule="atLeast"/>
         </w:trPr>
-        body2
         <w:tc>
           <w:tcPr>
             <w:tcBorders>
@@ -2336,6 +2405,7 @@
           </w:tcPr>
           <w:p>
             <w:pPr>
+              <w:pStyle w:val="Normal"/>
               <w:jc w:val="left"/>
               <w:pBdr>
                 <w:bottom w:val="none" w:sz="0" w:space="0" w:color="000000"/>
@@ -2419,7 +2489,7 @@
                 <w:szCs w:val="21"/>
                 <w:color w:val="000000"/>
               </w:rPr>
-              <w:t xml:space="preserve">2. How sure? Does the confidence interval clear the rule, not just zero?</w:t>
+              <w:t xml:space="preserve">2. How sure? Does the whole confidence interval meet the decision rule, not just exclude zero?</w:t>
             </w:r>
             <w:r>
               <w:rPr>
@@ -2445,7 +2515,7 @@
                 <w:szCs w:val="21"/>
                 <w:color w:val="000000"/>
               </w:rPr>
-              <w:t xml:space="preserve">3. Compared to what? Which group, which period, and did it move too?</w:t>
+              <w:t xml:space="preserve">3. Compared to what? Which group, which period, and did that group change too?</w:t>
             </w:r>
             <w:r>
               <w:rPr>
@@ -2484,7 +2554,7 @@
                 <w:szCs w:val="21"/>
                 <w:color w:val="000000"/>
               </w:rPr>
-              <w:t xml:space="preserve">On my desk: the last figure I was sent. Was it before-and-after? What would I compare it with?</w:t>
+              <w:t xml:space="preserve">Back at work: think of the last figure you received. Was it a before-and-after comparison? What would you compare it with?</w:t>
             </w:r>
             <w:r>
               <w:rPr>
@@ -2533,6 +2603,7 @@
           </w:tcPr>
           <w:p>
             <w:pPr>
+              <w:pStyle w:val="Normal"/>
               <w:jc w:val="left"/>
               <w:pBdr>
                 <w:bottom w:val="none" w:sz="0" w:space="0" w:color="000000"/>
@@ -2616,7 +2687,7 @@
                 <w:szCs w:val="21"/>
                 <w:color w:val="000000"/>
               </w:rPr>
-              <w:t xml:space="preserve">2. How sure? Does the confidence interval clear the rule, not just zero?</w:t>
+              <w:t xml:space="preserve">2. How sure? Does the whole confidence interval meet the decision rule, not just exclude zero?</w:t>
             </w:r>
             <w:r>
               <w:rPr>
@@ -2642,7 +2713,7 @@
                 <w:szCs w:val="21"/>
                 <w:color w:val="000000"/>
               </w:rPr>
-              <w:t xml:space="preserve">3. Compared to what? Which group, which period, and did it move too?</w:t>
+              <w:t xml:space="preserve">3. Compared to what? Which group, which period, and did that group change too?</w:t>
             </w:r>
             <w:r>
               <w:rPr>
@@ -2681,7 +2752,7 @@
                 <w:szCs w:val="21"/>
                 <w:color w:val="000000"/>
               </w:rPr>
-              <w:t xml:space="preserve">On my desk: the last figure I was sent. Was it before-and-after? What would I compare it with?</w:t>
+              <w:t xml:space="preserve">Back at work: think of the last figure you received. Was it a before-and-after comparison? What would you compare it with?</w:t>
             </w:r>
             <w:r>
               <w:rPr>
@@ -2716,7 +2787,6 @@
         <w:trPr>
           <w:trHeight w:val="3168" w:hRule="atLeast"/>
         </w:trPr>
-        body3
         <w:tc>
           <w:tcPr>
             <w:tcBorders>
@@ -2736,6 +2806,7 @@
           </w:tcPr>
           <w:p>
             <w:pPr>
+              <w:pStyle w:val="Normal"/>
               <w:jc w:val="left"/>
               <w:pBdr>
                 <w:bottom w:val="none" w:sz="0" w:space="0" w:color="000000"/>
@@ -2819,7 +2890,7 @@
                 <w:szCs w:val="21"/>
                 <w:color w:val="000000"/>
               </w:rPr>
-              <w:t xml:space="preserve">2. How sure? Does the confidence interval clear the rule, not just zero?</w:t>
+              <w:t xml:space="preserve">2. How sure? Does the whole confidence interval meet the decision rule, not just exclude zero?</w:t>
             </w:r>
             <w:r>
               <w:rPr>
@@ -2845,7 +2916,7 @@
                 <w:szCs w:val="21"/>
                 <w:color w:val="000000"/>
               </w:rPr>
-              <w:t xml:space="preserve">3. Compared to what? Which group, which period, and did it move too?</w:t>
+              <w:t xml:space="preserve">3. Compared to what? Which group, which period, and did that group change too?</w:t>
             </w:r>
             <w:r>
               <w:rPr>
@@ -2884,7 +2955,7 @@
                 <w:szCs w:val="21"/>
                 <w:color w:val="000000"/>
               </w:rPr>
-              <w:t xml:space="preserve">On my desk: the last figure I was sent. Was it before-and-after? What would I compare it with?</w:t>
+              <w:t xml:space="preserve">Back at work: think of the last figure you received. Was it a before-and-after comparison? What would you compare it with?</w:t>
             </w:r>
             <w:r>
               <w:rPr>
@@ -2933,6 +3004,7 @@
           </w:tcPr>
           <w:p>
             <w:pPr>
+              <w:pStyle w:val="Normal"/>
               <w:jc w:val="left"/>
               <w:pBdr>
                 <w:bottom w:val="none" w:sz="0" w:space="0" w:color="000000"/>
@@ -3016,7 +3088,7 @@
                 <w:szCs w:val="21"/>
                 <w:color w:val="000000"/>
               </w:rPr>
-              <w:t xml:space="preserve">2. How sure? Does the confidence interval clear the rule, not just zero?</w:t>
+              <w:t xml:space="preserve">2. How sure? Does the whole confidence interval meet the decision rule, not just exclude zero?</w:t>
             </w:r>
             <w:r>
               <w:rPr>
@@ -3042,7 +3114,7 @@
                 <w:szCs w:val="21"/>
                 <w:color w:val="000000"/>
               </w:rPr>
-              <w:t xml:space="preserve">3. Compared to what? Which group, which period, and did it move too?</w:t>
+              <w:t xml:space="preserve">3. Compared to what? Which group, which period, and did that group change too?</w:t>
             </w:r>
             <w:r>
               <w:rPr>
@@ -3081,7 +3153,7 @@
                 <w:szCs w:val="21"/>
                 <w:color w:val="000000"/>
               </w:rPr>
-              <w:t xml:space="preserve">On my desk: the last figure I was sent. Was it before-and-after? What would I compare it with?</w:t>
+              <w:t xml:space="preserve">Back at work: think of the last figure you received. Was it a before-and-after comparison? What would you compare it with?</w:t>
             </w:r>
             <w:r>
               <w:rPr>

--- a/docs/handouts/Oct12_session2_handouts.docx
+++ b/docs/handouts/Oct12_session2_handouts.docx
@@ -80,7 +80,7 @@
           <w:szCs w:val="22"/>
           <w:color w:val="000000"/>
         </w:rPr>
-        <w:t xml:space="preserve">The before-and-after regression for the road segments that got speed cameras. Outcome: injury collisions per road segment, 2019 (round 0) and 2021 (round 1). Standard errors are clustered by road segment. The p-value is the column R printed as Pr(&gt;|t|).</w:t>
+        <w:t xml:space="preserve">The before-and-after regression for the city businesses that took part in GreenWaste. Outcome: waste costs in AED per business per year, before the programme (after = 0) and 12 months later (after = 1). Standard errors are clustered by business. The p-value is the column R printed as Pr(&gt;|t|).</w:t>
       </w:r>
     </w:p>
     <w:tbl xmlns:a="http://schemas.openxmlformats.org/drawingml/2006/main" xmlns:pic="http://schemas.openxmlformats.org/drawingml/2006/picture">
@@ -102,6 +102,7 @@
           <w:trHeight w:val="360" w:hRule="auto"/>
           <w:tblHeader/>
         </w:trPr>
+        header1
         <w:tc>
           <w:tcPr>
             <w:tcBorders>
@@ -121,7 +122,6 @@
           </w:tcPr>
           <w:p>
             <w:pPr>
-              <w:pStyle w:val="Normal"/>
               <w:jc w:val="left"/>
               <w:pBdr>
                 <w:bottom w:val="none" w:sz="0" w:space="0" w:color="000000"/>
@@ -176,7 +176,6 @@
           </w:tcPr>
           <w:p>
             <w:pPr>
-              <w:pStyle w:val="Normal"/>
               <w:jc w:val="left"/>
               <w:pBdr>
                 <w:bottom w:val="none" w:sz="0" w:space="0" w:color="000000"/>
@@ -231,7 +230,6 @@
           </w:tcPr>
           <w:p>
             <w:pPr>
-              <w:pStyle w:val="Normal"/>
               <w:jc w:val="left"/>
               <w:pBdr>
                 <w:bottom w:val="none" w:sz="0" w:space="0" w:color="000000"/>
@@ -286,7 +284,6 @@
           </w:tcPr>
           <w:p>
             <w:pPr>
-              <w:pStyle w:val="Normal"/>
               <w:jc w:val="left"/>
               <w:pBdr>
                 <w:bottom w:val="none" w:sz="0" w:space="0" w:color="000000"/>
@@ -341,7 +338,6 @@
           </w:tcPr>
           <w:p>
             <w:pPr>
-              <w:pStyle w:val="Normal"/>
               <w:jc w:val="left"/>
               <w:pBdr>
                 <w:bottom w:val="none" w:sz="0" w:space="0" w:color="000000"/>
@@ -396,7 +392,6 @@
           </w:tcPr>
           <w:p>
             <w:pPr>
-              <w:pStyle w:val="Normal"/>
               <w:jc w:val="left"/>
               <w:pBdr>
                 <w:bottom w:val="none" w:sz="0" w:space="0" w:color="000000"/>
@@ -437,6 +432,7 @@
         <w:trPr>
           <w:trHeight w:val="360" w:hRule="auto"/>
         </w:trPr>
+        body1
         <w:tc>
           <w:tcPr>
             <w:tcBorders>
@@ -456,7 +452,6 @@
           </w:tcPr>
           <w:p>
             <w:pPr>
-              <w:pStyle w:val="Normal"/>
               <w:jc w:val="left"/>
               <w:pBdr>
                 <w:bottom w:val="none" w:sz="0" w:space="0" w:color="000000"/>
@@ -511,7 +506,6 @@
           </w:tcPr>
           <w:p>
             <w:pPr>
-              <w:pStyle w:val="Normal"/>
               <w:jc w:val="left"/>
               <w:pBdr>
                 <w:bottom w:val="none" w:sz="0" w:space="0" w:color="000000"/>
@@ -543,7 +537,7 @@
                 <w:szCs w:val="21"/>
                 <w:color w:val="000000"/>
               </w:rPr>
-              <w:t xml:space="preserve">11.498</w:t>
+              <w:t xml:space="preserve">1,431.5</w:t>
             </w:r>
           </w:p>
         </w:tc>
@@ -566,7 +560,6 @@
           </w:tcPr>
           <w:p>
             <w:pPr>
-              <w:pStyle w:val="Normal"/>
               <w:jc w:val="left"/>
               <w:pBdr>
                 <w:bottom w:val="none" w:sz="0" w:space="0" w:color="000000"/>
@@ -598,7 +591,7 @@
                 <w:szCs w:val="21"/>
                 <w:color w:val="000000"/>
               </w:rPr>
-              <w:t xml:space="preserve">0.259</w:t>
+              <w:t xml:space="preserve">7.1</w:t>
             </w:r>
           </w:p>
         </w:tc>
@@ -621,7 +614,6 @@
           </w:tcPr>
           <w:p>
             <w:pPr>
-              <w:pStyle w:val="Normal"/>
               <w:jc w:val="left"/>
               <w:pBdr>
                 <w:bottom w:val="none" w:sz="0" w:space="0" w:color="000000"/>
@@ -676,7 +668,6 @@
           </w:tcPr>
           <w:p>
             <w:pPr>
-              <w:pStyle w:val="Normal"/>
               <w:jc w:val="left"/>
               <w:pBdr>
                 <w:bottom w:val="none" w:sz="0" w:space="0" w:color="000000"/>
@@ -708,7 +699,7 @@
                 <w:szCs w:val="21"/>
                 <w:color w:val="000000"/>
               </w:rPr>
-              <w:t xml:space="preserve">10.990</w:t>
+              <w:t xml:space="preserve">1,417.5</w:t>
             </w:r>
           </w:p>
         </w:tc>
@@ -731,7 +722,6 @@
           </w:tcPr>
           <w:p>
             <w:pPr>
-              <w:pStyle w:val="Normal"/>
               <w:jc w:val="left"/>
               <w:pBdr>
                 <w:bottom w:val="none" w:sz="0" w:space="0" w:color="000000"/>
@@ -763,7 +753,7 @@
                 <w:szCs w:val="21"/>
                 <w:color w:val="000000"/>
               </w:rPr>
-              <w:t xml:space="preserve">12.007</w:t>
+              <w:t xml:space="preserve">1,445.6</w:t>
             </w:r>
           </w:p>
         </w:tc>
@@ -772,6 +762,7 @@
         <w:trPr>
           <w:trHeight w:val="360" w:hRule="auto"/>
         </w:trPr>
+        body2
         <w:tc>
           <w:tcPr>
             <w:tcBorders>
@@ -791,7 +782,6 @@
           </w:tcPr>
           <w:p>
             <w:pPr>
-              <w:pStyle w:val="Normal"/>
               <w:jc w:val="left"/>
               <w:pBdr>
                 <w:bottom w:val="none" w:sz="0" w:space="0" w:color="000000"/>
@@ -823,7 +813,7 @@
                 <w:szCs w:val="21"/>
                 <w:color w:val="000000"/>
               </w:rPr>
-              <w:t xml:space="preserve">round</w:t>
+              <w:t xml:space="preserve">after</w:t>
             </w:r>
           </w:p>
         </w:tc>
@@ -846,7 +836,6 @@
           </w:tcPr>
           <w:p>
             <w:pPr>
-              <w:pStyle w:val="Normal"/>
               <w:jc w:val="left"/>
               <w:pBdr>
                 <w:bottom w:val="none" w:sz="0" w:space="0" w:color="000000"/>
@@ -878,7 +867,7 @@
                 <w:szCs w:val="21"/>
                 <w:color w:val="000000"/>
               </w:rPr>
-              <w:t xml:space="preserve">-2.525</w:t>
+              <w:t xml:space="preserve">-669.8</w:t>
             </w:r>
           </w:p>
         </w:tc>
@@ -901,7 +890,6 @@
           </w:tcPr>
           <w:p>
             <w:pPr>
-              <w:pStyle w:val="Normal"/>
               <w:jc w:val="left"/>
               <w:pBdr>
                 <w:bottom w:val="none" w:sz="0" w:space="0" w:color="000000"/>
@@ -933,7 +921,7 @@
                 <w:szCs w:val="21"/>
                 <w:color w:val="000000"/>
               </w:rPr>
-              <w:t xml:space="preserve">0.240</w:t>
+              <w:t xml:space="preserve">7.5</w:t>
             </w:r>
           </w:p>
         </w:tc>
@@ -956,7 +944,6 @@
           </w:tcPr>
           <w:p>
             <w:pPr>
-              <w:pStyle w:val="Normal"/>
               <w:jc w:val="left"/>
               <w:pBdr>
                 <w:bottom w:val="none" w:sz="0" w:space="0" w:color="000000"/>
@@ -1011,7 +998,6 @@
           </w:tcPr>
           <w:p>
             <w:pPr>
-              <w:pStyle w:val="Normal"/>
               <w:jc w:val="left"/>
               <w:pBdr>
                 <w:bottom w:val="none" w:sz="0" w:space="0" w:color="000000"/>
@@ -1043,7 +1029,7 @@
                 <w:szCs w:val="21"/>
                 <w:color w:val="000000"/>
               </w:rPr>
-              <w:t xml:space="preserve">-2.996</w:t>
+              <w:t xml:space="preserve">-684.5</w:t>
             </w:r>
           </w:p>
         </w:tc>
@@ -1066,7 +1052,6 @@
           </w:tcPr>
           <w:p>
             <w:pPr>
-              <w:pStyle w:val="Normal"/>
               <w:jc w:val="left"/>
               <w:pBdr>
                 <w:bottom w:val="none" w:sz="0" w:space="0" w:color="000000"/>
@@ -1098,7 +1083,7 @@
                 <w:szCs w:val="21"/>
                 <w:color w:val="000000"/>
               </w:rPr>
-              <w:t xml:space="preserve">-2.054</w:t>
+              <w:t xml:space="preserve">-655.1</w:t>
             </w:r>
           </w:p>
         </w:tc>
@@ -1236,7 +1221,7 @@
           <w:szCs w:val="22"/>
           <w:color w:val="000000"/>
         </w:rPr>
-        <w:t xml:space="preserve">3. Which number is the 2019 average? Underline that number. Why is the 2019 average not the effect of the cameras?</w:t>
+        <w:t xml:space="preserve">3. Which number is the average before the programme? Underline that number. Why is it not the effect of GreenWaste?</w:t>
       </w:r>
     </w:p>
     <w:p>
@@ -1317,7 +1302,7 @@
           <w:szCs w:val="22"/>
           <w:color w:val="000000"/>
         </w:rPr>
-        <w:t xml:space="preserve">4. To know whether the cameras caused the change, what would you compare these roads with? Write the question you would ask the evaluator.</w:t>
+        <w:t xml:space="preserve">4. To know whether GreenWaste caused the change, what would you compare these businesses with? Write the question you would ask the evaluator.</w:t>
       </w:r>
     </w:p>
     <w:p>
@@ -1458,7 +1443,7 @@
           <w:szCs w:val="22"/>
           <w:color w:val="000000"/>
         </w:rPr>
-        <w:t xml:space="preserve">Average injury collisions per road segment in the sectors that got speed cameras.</w:t>
+        <w:t xml:space="preserve">Average waste costs per business, before GreenWaste and 12 months after, for the city businesses that took part.</w:t>
       </w:r>
     </w:p>
     <w:p>
@@ -1611,7 +1596,7 @@
           <w:szCs w:val="22"/>
           <w:color w:val="000000"/>
         </w:rPr>
-        <w:t xml:space="preserve">"What does this chart show? Did the cameras work?"</w:t>
+        <w:t xml:space="preserve">"What does this chart show? Did GreenWaste work?"</w:t>
       </w:r>
     </w:p>
     <w:p>
@@ -1665,7 +1650,7 @@
           <w:szCs w:val="22"/>
           <w:color w:val="000000"/>
         </w:rPr>
-        <w:t xml:space="preserve">"The chart shows a 22% reduction in injury collisions after speed cameras were installed, from 11.5 to 9.0 per road segment. This reduction is statistically significant (p &lt; 0.001), confirming that the cameras caused the decline. The fall was consistent across all road types, which suggests the effect is robust. Given the size of the effect, the programme should be extended to the remaining sectors."</w:t>
+        <w:t xml:space="preserve">"The chart shows a 47% reduction in waste costs after businesses joined GreenWaste, from 1,432 to 762 AED per business. This reduction is statistically significant (p &lt; 0.001), confirming that the programme caused the decline. The fall was consistent across all types of business, which suggests the effect is robust. Given the size of the effect, the programme should be scaled up nationally."</w:t>
       </w:r>
     </w:p>
     <w:p>
@@ -1827,7 +1812,7 @@
           <w:szCs w:val="22"/>
           <w:color w:val="000000"/>
         </w:rPr>
-        <w:t xml:space="preserve">"This chart shows average injury collisions per road segment in the sectors that got speed cameras, in 2019 and 2021. Describe only what the chart shows. Then list what else could explain the change, and what comparison you would need before saying the cameras caused it. Before you answer, ask me any questions you need."</w:t>
+        <w:t xml:space="preserve">"This chart shows average waste costs per business, before the GreenWaste programme and 12 months after, for the city businesses that took part. The rule for scaling up is a fall of at least 1,000 AED per business per year. Describe only what the chart shows. Then list what else could explain the change, and what comparison you would need before saying the programme caused it. Before you answer, ask me any questions you need."</w:t>
       </w:r>
     </w:p>
     <w:p>
@@ -1985,6 +1970,7 @@
         <w:trPr>
           <w:trHeight w:val="3168" w:hRule="atLeast"/>
         </w:trPr>
+        body1
         <w:tc>
           <w:tcPr>
             <w:tcBorders>
@@ -2004,7 +1990,6 @@
           </w:tcPr>
           <w:p>
             <w:pPr>
-              <w:pStyle w:val="Normal"/>
               <w:jc w:val="left"/>
               <w:pBdr>
                 <w:bottom w:val="none" w:sz="0" w:space="0" w:color="000000"/>
@@ -2202,7 +2187,6 @@
           </w:tcPr>
           <w:p>
             <w:pPr>
-              <w:pStyle w:val="Normal"/>
               <w:jc w:val="left"/>
               <w:pBdr>
                 <w:bottom w:val="none" w:sz="0" w:space="0" w:color="000000"/>
@@ -2386,6 +2370,7 @@
         <w:trPr>
           <w:trHeight w:val="3168" w:hRule="atLeast"/>
         </w:trPr>
+        body2
         <w:tc>
           <w:tcPr>
             <w:tcBorders>
@@ -2405,7 +2390,6 @@
           </w:tcPr>
           <w:p>
             <w:pPr>
-              <w:pStyle w:val="Normal"/>
               <w:jc w:val="left"/>
               <w:pBdr>
                 <w:bottom w:val="none" w:sz="0" w:space="0" w:color="000000"/>
@@ -2603,7 +2587,6 @@
           </w:tcPr>
           <w:p>
             <w:pPr>
-              <w:pStyle w:val="Normal"/>
               <w:jc w:val="left"/>
               <w:pBdr>
                 <w:bottom w:val="none" w:sz="0" w:space="0" w:color="000000"/>
@@ -2787,6 +2770,7 @@
         <w:trPr>
           <w:trHeight w:val="3168" w:hRule="atLeast"/>
         </w:trPr>
+        body3
         <w:tc>
           <w:tcPr>
             <w:tcBorders>
@@ -2806,7 +2790,6 @@
           </w:tcPr>
           <w:p>
             <w:pPr>
-              <w:pStyle w:val="Normal"/>
               <w:jc w:val="left"/>
               <w:pBdr>
                 <w:bottom w:val="none" w:sz="0" w:space="0" w:color="000000"/>
@@ -3004,7 +2987,6 @@
           </w:tcPr>
           <w:p>
             <w:pPr>
-              <w:pStyle w:val="Normal"/>
               <w:jc w:val="left"/>
               <w:pBdr>
                 <w:bottom w:val="none" w:sz="0" w:space="0" w:color="000000"/>

--- a/docs/handouts/Oct12_session2_handouts.docx
+++ b/docs/handouts/Oct12_session2_handouts.docx
@@ -553,7 +553,7 @@
                 <w:szCs w:val="24"/>
                 <w:color w:val="000000"/>
               </w:rPr>
-              <w:t xml:space="preserve">-670</w:t>
+              <w:t xml:space="preserve">-669</w:t>
             </w:r>
           </w:p>
         </w:tc>
@@ -607,7 +607,7 @@
                 <w:szCs w:val="24"/>
                 <w:color w:val="000000"/>
               </w:rPr>
-              <w:t xml:space="preserve">-685 to -655</w:t>
+              <w:t xml:space="preserve">-684 to -654</w:t>
             </w:r>
           </w:p>
         </w:tc>
@@ -1147,7 +1147,7 @@
           <w:szCs w:val="28"/>
           <w:color w:val="000000"/>
         </w:rPr>
-        <w:t xml:space="preserve">"City participants' annual costs fell by 670 AED. GreenWaste caused that saving, so scale-up is justified."</w:t>
+        <w:t xml:space="preserve">"City participants' annual costs fell by 669 AED. GreenWaste caused that saving, so scale-up is justified."</w:t>
       </w:r>
     </w:p>
     <w:p>

--- a/docs/handouts/Oct12_session2_handouts.docx
+++ b/docs/handouts/Oct12_session2_handouts.docx
@@ -44,7 +44,7 @@
           <w:szCs w:val="44"/>
           <w:color w:val="000000"/>
         </w:rPr>
-        <w:t xml:space="preserve">Read a reported result</w:t>
+        <w:t xml:space="preserve">Question a claim</w:t>
       </w:r>
     </w:p>
     <w:p>
@@ -71,7 +71,7 @@
           <w:szCs w:val="24"/>
           <w:color w:val="000000"/>
         </w:rPr>
-        <w:t xml:space="preserve">Read the extract. Circle the estimate, box its interval and underline the comparison. Use these to write a careful decision sentence.</w:t>
+        <w:t xml:space="preserve">Read the claim, make a provisional decision and write the question you would ask before acting.</w:t>
       </w:r>
     </w:p>
     <w:p>
@@ -98,7 +98,7 @@
           <w:szCs w:val="18"/>
           <w:color w:val="545860"/>
         </w:rPr>
-        <w:t xml:space="preserve">Fictional GreenWaste case | invented figures</w:t>
+        <w:t xml:space="preserve">GreenWaste is a fictional training case.</w:t>
       </w:r>
     </w:p>
     <w:p>
@@ -125,7 +125,34 @@
           <w:szCs w:val="28"/>
           <w:color w:val="000000"/>
         </w:rPr>
-        <w:t xml:space="preserve">The decision rule</w:t>
+        <w:t xml:space="preserve">1 Read alone first</w:t>
+      </w:r>
+    </w:p>
+    <w:p>
+      <w:pPr>
+        <w:pStyle w:val="Normal"/>
+        <w:jc w:val="left"/>
+        <w:pBdr>
+          <w:bottom w:val="none" w:sz="0" w:space="0" w:color="000000"/>
+          <w:top w:val="none" w:sz="0" w:space="0" w:color="000000"/>
+          <w:left w:val="none" w:sz="0" w:space="0" w:color="000000"/>
+          <w:right w:val="none" w:sz="0" w:space="0" w:color="000000"/>
+        </w:pBdr>
+        <w:spacing w:after="160" w:before="0" w:line="240"/>
+        <w:ind w:left="0" w:right="0" w:firstLine="0" w:firstLineChars="0"/>
+      </w:pPr>
+      <w:r>
+        <w:rPr>
+          <w:rFonts w:ascii="Arial" w:hAnsi="Arial" w:eastAsia="Arial" w:cs="Arial"/>
+          <w:i w:val="false"/>
+          <w:b w:val="true"/>
+          <w:u w:val="none"/>
+          <w:strike w:val="false"/>
+          <w:sz w:val="28"/>
+          <w:szCs w:val="28"/>
+          <w:color w:val="000000"/>
+        </w:rPr>
+        <w:t xml:space="preserve">"Landfill waste from businesses in GreenWaste fell 50% in a year."</w:t>
       </w:r>
     </w:p>
     <w:p>
@@ -152,7 +179,169 @@
           <w:szCs w:val="24"/>
           <w:color w:val="000000"/>
         </w:rPr>
-        <w:t xml:space="preserve">At least 1,000 AED annual saving per business, measured 12 months later. This is an invented course rule; it is not a full value-for-money test.</w:t>
+        <w:t xml:space="preserve">My decision   [  ] Extend   [  ] Do not extend   [  ] Ask first</w:t>
+      </w:r>
+    </w:p>
+    <w:p>
+      <w:pPr>
+        <w:pStyle w:val="Normal"/>
+        <w:jc w:val="left"/>
+        <w:pBdr>
+          <w:bottom w:val="none" w:sz="0" w:space="0" w:color="000000"/>
+          <w:top w:val="none" w:sz="0" w:space="0" w:color="000000"/>
+          <w:left w:val="none" w:sz="0" w:space="0" w:color="000000"/>
+          <w:right w:val="none" w:sz="0" w:space="0" w:color="000000"/>
+        </w:pBdr>
+        <w:spacing w:after="160" w:before="0" w:line="240"/>
+        <w:ind w:left="0" w:right="0" w:firstLine="0" w:firstLineChars="0"/>
+      </w:pPr>
+      <w:r>
+        <w:rPr>
+          <w:rFonts w:ascii="Arial" w:hAnsi="Arial" w:eastAsia="Arial" w:cs="Arial"/>
+          <w:i w:val="false"/>
+          <w:b w:val="false"/>
+          <w:u w:val="none"/>
+          <w:strike w:val="false"/>
+          <w:sz w:val="24"/>
+          <w:szCs w:val="24"/>
+          <w:color w:val="000000"/>
+        </w:rPr>
+        <w:t xml:space="preserve">My reason</w:t>
+      </w:r>
+    </w:p>
+    <w:p>
+      <w:pPr>
+        <w:pStyle w:val="Normal"/>
+        <w:jc w:val="left"/>
+        <w:pBdr>
+          <w:bottom w:val="none" w:sz="0" w:space="0" w:color="000000"/>
+          <w:top w:val="none" w:sz="0" w:space="0" w:color="000000"/>
+          <w:left w:val="none" w:sz="0" w:space="0" w:color="000000"/>
+          <w:right w:val="none" w:sz="0" w:space="0" w:color="000000"/>
+        </w:pBdr>
+        <w:spacing w:after="240" w:before="0" w:line="240"/>
+        <w:ind w:left="0" w:right="0" w:firstLine="0" w:firstLineChars="0"/>
+      </w:pPr>
+      <w:r>
+        <w:rPr>
+          <w:rFonts w:ascii="Arial" w:hAnsi="Arial" w:eastAsia="Arial" w:cs="Arial"/>
+          <w:i w:val="false"/>
+          <w:b w:val="false"/>
+          <w:u w:val="none"/>
+          <w:strike w:val="false"/>
+          <w:sz w:val="24"/>
+          <w:szCs w:val="24"/>
+          <w:color w:val="B5BEC9"/>
+        </w:rPr>
+        <w:t xml:space="preserve">_______________________________________________________</w:t>
+      </w:r>
+    </w:p>
+    <w:p>
+      <w:pPr>
+        <w:pStyle w:val="Normal"/>
+        <w:jc w:val="left"/>
+        <w:pBdr>
+          <w:bottom w:val="none" w:sz="0" w:space="0" w:color="000000"/>
+          <w:top w:val="none" w:sz="0" w:space="0" w:color="000000"/>
+          <w:left w:val="none" w:sz="0" w:space="0" w:color="000000"/>
+          <w:right w:val="none" w:sz="0" w:space="0" w:color="000000"/>
+        </w:pBdr>
+        <w:spacing w:after="240" w:before="0" w:line="240"/>
+        <w:ind w:left="0" w:right="0" w:firstLine="0" w:firstLineChars="0"/>
+      </w:pPr>
+      <w:r>
+        <w:rPr>
+          <w:rFonts w:ascii="Arial" w:hAnsi="Arial" w:eastAsia="Arial" w:cs="Arial"/>
+          <w:i w:val="false"/>
+          <w:b w:val="false"/>
+          <w:u w:val="none"/>
+          <w:strike w:val="false"/>
+          <w:sz w:val="24"/>
+          <w:szCs w:val="24"/>
+          <w:color w:val="B5BEC9"/>
+        </w:rPr>
+        <w:t xml:space="preserve">_______________________________________________________</w:t>
+      </w:r>
+    </w:p>
+    <w:p>
+      <w:pPr>
+        <w:pStyle w:val="Normal"/>
+        <w:jc w:val="left"/>
+        <w:pBdr>
+          <w:bottom w:val="none" w:sz="0" w:space="0" w:color="000000"/>
+          <w:top w:val="none" w:sz="0" w:space="0" w:color="000000"/>
+          <w:left w:val="none" w:sz="0" w:space="0" w:color="000000"/>
+          <w:right w:val="none" w:sz="0" w:space="0" w:color="000000"/>
+        </w:pBdr>
+        <w:spacing w:after="160" w:before="0" w:line="240"/>
+        <w:ind w:left="0" w:right="0" w:firstLine="0" w:firstLineChars="0"/>
+      </w:pPr>
+      <w:r>
+        <w:rPr>
+          <w:rFonts w:ascii="Arial" w:hAnsi="Arial" w:eastAsia="Arial" w:cs="Arial"/>
+          <w:i w:val="false"/>
+          <w:b w:val="false"/>
+          <w:u w:val="none"/>
+          <w:strike w:val="false"/>
+          <w:sz w:val="24"/>
+          <w:szCs w:val="24"/>
+          <w:color w:val="000000"/>
+        </w:rPr>
+        <w:t xml:space="preserve">My question for the evaluator</w:t>
+      </w:r>
+    </w:p>
+    <w:p>
+      <w:pPr>
+        <w:pStyle w:val="Normal"/>
+        <w:jc w:val="left"/>
+        <w:pBdr>
+          <w:bottom w:val="none" w:sz="0" w:space="0" w:color="000000"/>
+          <w:top w:val="none" w:sz="0" w:space="0" w:color="000000"/>
+          <w:left w:val="none" w:sz="0" w:space="0" w:color="000000"/>
+          <w:right w:val="none" w:sz="0" w:space="0" w:color="000000"/>
+        </w:pBdr>
+        <w:spacing w:after="240" w:before="0" w:line="240"/>
+        <w:ind w:left="0" w:right="0" w:firstLine="0" w:firstLineChars="0"/>
+      </w:pPr>
+      <w:r>
+        <w:rPr>
+          <w:rFonts w:ascii="Arial" w:hAnsi="Arial" w:eastAsia="Arial" w:cs="Arial"/>
+          <w:i w:val="false"/>
+          <w:b w:val="false"/>
+          <w:u w:val="none"/>
+          <w:strike w:val="false"/>
+          <w:sz w:val="24"/>
+          <w:szCs w:val="24"/>
+          <w:color w:val="B5BEC9"/>
+        </w:rPr>
+        <w:t xml:space="preserve">_______________________________________________________</w:t>
+      </w:r>
+    </w:p>
+    <w:p>
+      <w:pPr>
+        <w:pStyle w:val="Normal"/>
+        <w:jc w:val="left"/>
+        <w:pBdr>
+          <w:bottom w:val="none" w:sz="0" w:space="0" w:color="000000"/>
+          <w:top w:val="none" w:sz="0" w:space="0" w:color="000000"/>
+          <w:left w:val="none" w:sz="0" w:space="0" w:color="000000"/>
+          <w:right w:val="none" w:sz="0" w:space="0" w:color="000000"/>
+        </w:pBdr>
+        <w:spacing w:after="240" w:before="0" w:line="240"/>
+        <w:ind w:left="0" w:right="0" w:firstLine="0" w:firstLineChars="0"/>
+      </w:pPr>
+      <w:r>
+        <w:rPr>
+          <w:rFonts w:ascii="Arial" w:hAnsi="Arial" w:eastAsia="Arial" w:cs="Arial"/>
+          <w:i w:val="false"/>
+          <w:b w:val="false"/>
+          <w:u w:val="none"/>
+          <w:strike w:val="false"/>
+          <w:sz w:val="24"/>
+          <w:szCs w:val="24"/>
+          <w:color w:val="B5BEC9"/>
+        </w:rPr>
+        <w:t xml:space="preserve">_______________________________________________________</w:t>
       </w:r>
     </w:p>
     <w:p>
@@ -179,7 +368,7 @@
           <w:szCs w:val="28"/>
           <w:color w:val="000000"/>
         </w:rPr>
-        <w:t xml:space="preserve">The report extract</w:t>
+        <w:t xml:space="preserve">2 What could an average hide</w:t>
       </w:r>
     </w:p>
     <w:p>
@@ -206,7 +395,7 @@
           <w:szCs w:val="24"/>
           <w:color w:val="000000"/>
         </w:rPr>
-        <w:t xml:space="preserve">City businesses that took part: the same businesses before and 12 months after. Outcome: annual waste cost, AED per business.</w:t>
+        <w:t xml:space="preserve">Landfill before GreenWaste, tonnes per year, for ten businesses</w:t>
       </w:r>
     </w:p>
     <w:tbl xmlns:a="http://schemas.openxmlformats.org/drawingml/2006/main" xmlns:pic="http://schemas.openxmlformats.org/drawingml/2006/picture">
@@ -216,234 +405,17 @@
         <w:tblLook w:firstRow="1" w:lastRow="0" w:firstColumn="0" w:lastColumn="0" w:noHBand="0" w:noVBand="1"/>
       </w:tblPr>
       <w:tblGrid>
-        <w:gridCol w:w="2736"/>
-        <w:gridCol w:w="1800"/>
-        <w:gridCol w:w="3240"/>
-        <w:gridCol w:w="2016"/>
+        <w:gridCol w:w="979"/>
+        <w:gridCol w:w="979"/>
+        <w:gridCol w:w="979"/>
+        <w:gridCol w:w="979"/>
+        <w:gridCol w:w="979"/>
+        <w:gridCol w:w="979"/>
+        <w:gridCol w:w="979"/>
+        <w:gridCol w:w="979"/>
+        <w:gridCol w:w="979"/>
+        <w:gridCol w:w="979"/>
       </w:tblGrid>
-      <w:tr>
-        <w:trPr>
-          <w:trHeight w:val="360" w:hRule="auto"/>
-          <w:tblHeader/>
-        </w:trPr>
-        header1
-        <w:tc>
-          <w:tcPr>
-            <w:tcBorders>
-              <w:bottom w:val="single" w:sz="6" w:space="0" w:color="D9D9D9"/>
-              <w:top w:val="single" w:sz="6" w:space="0" w:color="D9D9D9"/>
-              <w:left w:val="single" w:sz="6" w:space="0" w:color="D9D9D9"/>
-              <w:right w:val="single" w:sz="6" w:space="0" w:color="D9D9D9"/>
-            </w:tcBorders>
-            <w:shd w:val="clear" w:color="auto" w:fill="063360"/>
-            <w:tcMar>
-              <w:top w:w="0" w:type="dxa"/>
-              <w:bottom w:w="0" w:type="dxa"/>
-              <w:left w:w="0" w:type="dxa"/>
-              <w:right w:w="0" w:type="dxa"/>
-            </w:tcMar>
-            <w:vAlign w:val="center"/>
-          </w:tcPr>
-          <w:p>
-            <w:pPr>
-              <w:jc w:val="left"/>
-              <w:pBdr>
-                <w:bottom w:val="none" w:sz="0" w:space="0" w:color="000000"/>
-                <w:top w:val="none" w:sz="0" w:space="0" w:color="000000"/>
-                <w:left w:val="none" w:sz="0" w:space="0" w:color="000000"/>
-                <w:right w:val="none" w:sz="0" w:space="0" w:color="000000"/>
-              </w:pBdr>
-              <w:spacing w:after="140" w:before="140" w:line="240"/>
-              <w:ind w:left="140" w:right="140" w:firstLine="0" w:firstLineChars="0"/>
-              <w:rPr>
-                <w:rFonts w:ascii="Arial" w:hAnsi="Arial" w:eastAsia="Arial" w:cs="Arial"/>
-                <w:i w:val="false"/>
-                <w:b w:val="true"/>
-                <w:u w:val="none"/>
-                <w:strike w:val="false"/>
-                <w:sz w:val="24"/>
-                <w:szCs w:val="24"/>
-                <w:color w:val="FFFFFF"/>
-              </w:rPr>
-            </w:pPr>
-            <w:r>
-              <w:rPr>
-                <w:rFonts w:ascii="Arial" w:hAnsi="Arial" w:eastAsia="Arial" w:cs="Arial"/>
-                <w:i w:val="false"/>
-                <w:b w:val="true"/>
-                <w:u w:val="none"/>
-                <w:strike w:val="false"/>
-                <w:sz w:val="24"/>
-                <w:szCs w:val="24"/>
-                <w:color w:val="FFFFFF"/>
-              </w:rPr>
-              <w:t xml:space="preserve">Result row</w:t>
-            </w:r>
-          </w:p>
-        </w:tc>
-        <w:tc>
-          <w:tcPr>
-            <w:tcBorders>
-              <w:bottom w:val="single" w:sz="6" w:space="0" w:color="D9D9D9"/>
-              <w:top w:val="single" w:sz="6" w:space="0" w:color="D9D9D9"/>
-              <w:left w:val="single" w:sz="6" w:space="0" w:color="D9D9D9"/>
-              <w:right w:val="single" w:sz="6" w:space="0" w:color="D9D9D9"/>
-            </w:tcBorders>
-            <w:shd w:val="clear" w:color="auto" w:fill="063360"/>
-            <w:tcMar>
-              <w:top w:w="0" w:type="dxa"/>
-              <w:bottom w:w="0" w:type="dxa"/>
-              <w:left w:w="0" w:type="dxa"/>
-              <w:right w:w="0" w:type="dxa"/>
-            </w:tcMar>
-            <w:vAlign w:val="center"/>
-          </w:tcPr>
-          <w:p>
-            <w:pPr>
-              <w:jc w:val="left"/>
-              <w:pBdr>
-                <w:bottom w:val="none" w:sz="0" w:space="0" w:color="000000"/>
-                <w:top w:val="none" w:sz="0" w:space="0" w:color="000000"/>
-                <w:left w:val="none" w:sz="0" w:space="0" w:color="000000"/>
-                <w:right w:val="none" w:sz="0" w:space="0" w:color="000000"/>
-              </w:pBdr>
-              <w:spacing w:after="140" w:before="140" w:line="240"/>
-              <w:ind w:left="140" w:right="140" w:firstLine="0" w:firstLineChars="0"/>
-              <w:rPr>
-                <w:rFonts w:ascii="Arial" w:hAnsi="Arial" w:eastAsia="Arial" w:cs="Arial"/>
-                <w:i w:val="false"/>
-                <w:b w:val="true"/>
-                <w:u w:val="none"/>
-                <w:strike w:val="false"/>
-                <w:sz w:val="24"/>
-                <w:szCs w:val="24"/>
-                <w:color w:val="FFFFFF"/>
-              </w:rPr>
-            </w:pPr>
-            <w:r>
-              <w:rPr>
-                <w:rFonts w:ascii="Arial" w:hAnsi="Arial" w:eastAsia="Arial" w:cs="Arial"/>
-                <w:i w:val="false"/>
-                <w:b w:val="true"/>
-                <w:u w:val="none"/>
-                <w:strike w:val="false"/>
-                <w:sz w:val="24"/>
-                <w:szCs w:val="24"/>
-                <w:color w:val="FFFFFF"/>
-              </w:rPr>
-              <w:t xml:space="preserve">Coefficient AED</w:t>
-            </w:r>
-          </w:p>
-        </w:tc>
-        <w:tc>
-          <w:tcPr>
-            <w:tcBorders>
-              <w:bottom w:val="single" w:sz="6" w:space="0" w:color="D9D9D9"/>
-              <w:top w:val="single" w:sz="6" w:space="0" w:color="D9D9D9"/>
-              <w:left w:val="single" w:sz="6" w:space="0" w:color="D9D9D9"/>
-              <w:right w:val="single" w:sz="6" w:space="0" w:color="D9D9D9"/>
-            </w:tcBorders>
-            <w:shd w:val="clear" w:color="auto" w:fill="063360"/>
-            <w:tcMar>
-              <w:top w:w="0" w:type="dxa"/>
-              <w:bottom w:w="0" w:type="dxa"/>
-              <w:left w:w="0" w:type="dxa"/>
-              <w:right w:w="0" w:type="dxa"/>
-            </w:tcMar>
-            <w:vAlign w:val="center"/>
-          </w:tcPr>
-          <w:p>
-            <w:pPr>
-              <w:jc w:val="left"/>
-              <w:pBdr>
-                <w:bottom w:val="none" w:sz="0" w:space="0" w:color="000000"/>
-                <w:top w:val="none" w:sz="0" w:space="0" w:color="000000"/>
-                <w:left w:val="none" w:sz="0" w:space="0" w:color="000000"/>
-                <w:right w:val="none" w:sz="0" w:space="0" w:color="000000"/>
-              </w:pBdr>
-              <w:spacing w:after="140" w:before="140" w:line="240"/>
-              <w:ind w:left="140" w:right="140" w:firstLine="0" w:firstLineChars="0"/>
-              <w:rPr>
-                <w:rFonts w:ascii="Arial" w:hAnsi="Arial" w:eastAsia="Arial" w:cs="Arial"/>
-                <w:i w:val="false"/>
-                <w:b w:val="true"/>
-                <w:u w:val="none"/>
-                <w:strike w:val="false"/>
-                <w:sz w:val="24"/>
-                <w:szCs w:val="24"/>
-                <w:color w:val="FFFFFF"/>
-              </w:rPr>
-            </w:pPr>
-            <w:r>
-              <w:rPr>
-                <w:rFonts w:ascii="Arial" w:hAnsi="Arial" w:eastAsia="Arial" w:cs="Arial"/>
-                <w:i w:val="false"/>
-                <w:b w:val="true"/>
-                <w:u w:val="none"/>
-                <w:strike w:val="false"/>
-                <w:sz w:val="24"/>
-                <w:szCs w:val="24"/>
-                <w:color w:val="FFFFFF"/>
-              </w:rPr>
-              <w:t xml:space="preserve">95% interval AED</w:t>
-            </w:r>
-          </w:p>
-        </w:tc>
-        <w:tc>
-          <w:tcPr>
-            <w:tcBorders>
-              <w:bottom w:val="single" w:sz="6" w:space="0" w:color="D9D9D9"/>
-              <w:top w:val="single" w:sz="6" w:space="0" w:color="D9D9D9"/>
-              <w:left w:val="single" w:sz="6" w:space="0" w:color="D9D9D9"/>
-              <w:right w:val="single" w:sz="6" w:space="0" w:color="D9D9D9"/>
-            </w:tcBorders>
-            <w:shd w:val="clear" w:color="auto" w:fill="063360"/>
-            <w:tcMar>
-              <w:top w:w="0" w:type="dxa"/>
-              <w:bottom w:w="0" w:type="dxa"/>
-              <w:left w:w="0" w:type="dxa"/>
-              <w:right w:w="0" w:type="dxa"/>
-            </w:tcMar>
-            <w:vAlign w:val="center"/>
-          </w:tcPr>
-          <w:p>
-            <w:pPr>
-              <w:jc w:val="left"/>
-              <w:pBdr>
-                <w:bottom w:val="none" w:sz="0" w:space="0" w:color="000000"/>
-                <w:top w:val="none" w:sz="0" w:space="0" w:color="000000"/>
-                <w:left w:val="none" w:sz="0" w:space="0" w:color="000000"/>
-                <w:right w:val="none" w:sz="0" w:space="0" w:color="000000"/>
-              </w:pBdr>
-              <w:spacing w:after="140" w:before="140" w:line="240"/>
-              <w:ind w:left="140" w:right="140" w:firstLine="0" w:firstLineChars="0"/>
-              <w:rPr>
-                <w:rFonts w:ascii="Arial" w:hAnsi="Arial" w:eastAsia="Arial" w:cs="Arial"/>
-                <w:i w:val="false"/>
-                <w:b w:val="true"/>
-                <w:u w:val="none"/>
-                <w:strike w:val="false"/>
-                <w:sz w:val="24"/>
-                <w:szCs w:val="24"/>
-                <w:color w:val="FFFFFF"/>
-              </w:rPr>
-            </w:pPr>
-            <w:r>
-              <w:rPr>
-                <w:rFonts w:ascii="Arial" w:hAnsi="Arial" w:eastAsia="Arial" w:cs="Arial"/>
-                <w:i w:val="false"/>
-                <w:b w:val="true"/>
-                <w:u w:val="none"/>
-                <w:strike w:val="false"/>
-                <w:sz w:val="24"/>
-                <w:szCs w:val="24"/>
-                <w:color w:val="FFFFFF"/>
-              </w:rPr>
-              <w:t xml:space="preserve">p-value</w:t>
-            </w:r>
-          </w:p>
-        </w:tc>
-      </w:tr>
       <w:tr>
         <w:trPr>
           <w:trHeight w:val="360" w:hRule="auto"/>
@@ -453,7 +425,7 @@
           <w:tcPr>
             <w:tcBorders>
               <w:bottom w:val="single" w:sz="6" w:space="0" w:color="D9D9D9"/>
-              <w:top w:val="single" w:sz="6" w:space="0" w:color="D9D9D9"/>
+              <w:top w:val="none" w:sz="0" w:space="0" w:color="000000"/>
               <w:left w:val="single" w:sz="6" w:space="0" w:color="D9D9D9"/>
               <w:right w:val="single" w:sz="6" w:space="0" w:color="D9D9D9"/>
             </w:tcBorders>
@@ -499,7 +471,7 @@
                 <w:szCs w:val="24"/>
                 <w:color w:val="000000"/>
               </w:rPr>
-              <w:t xml:space="preserve">After GreenWaste</w:t>
+              <w:t xml:space="preserve">3</w:t>
             </w:r>
           </w:p>
         </w:tc>
@@ -507,7 +479,7 @@
           <w:tcPr>
             <w:tcBorders>
               <w:bottom w:val="single" w:sz="6" w:space="0" w:color="D9D9D9"/>
-              <w:top w:val="single" w:sz="6" w:space="0" w:color="D9D9D9"/>
+              <w:top w:val="none" w:sz="0" w:space="0" w:color="000000"/>
               <w:left w:val="single" w:sz="6" w:space="0" w:color="D9D9D9"/>
               <w:right w:val="single" w:sz="6" w:space="0" w:color="D9D9D9"/>
             </w:tcBorders>
@@ -553,7 +525,7 @@
                 <w:szCs w:val="24"/>
                 <w:color w:val="000000"/>
               </w:rPr>
-              <w:t xml:space="preserve">-669</w:t>
+              <w:t xml:space="preserve">4</w:t>
             </w:r>
           </w:p>
         </w:tc>
@@ -561,7 +533,7 @@
           <w:tcPr>
             <w:tcBorders>
               <w:bottom w:val="single" w:sz="6" w:space="0" w:color="D9D9D9"/>
-              <w:top w:val="single" w:sz="6" w:space="0" w:color="D9D9D9"/>
+              <w:top w:val="none" w:sz="0" w:space="0" w:color="000000"/>
               <w:left w:val="single" w:sz="6" w:space="0" w:color="D9D9D9"/>
               <w:right w:val="single" w:sz="6" w:space="0" w:color="D9D9D9"/>
             </w:tcBorders>
@@ -607,7 +579,7 @@
                 <w:szCs w:val="24"/>
                 <w:color w:val="000000"/>
               </w:rPr>
-              <w:t xml:space="preserve">-684 to -654</w:t>
+              <w:t xml:space="preserve">5</w:t>
             </w:r>
           </w:p>
         </w:tc>
@@ -615,7 +587,7 @@
           <w:tcPr>
             <w:tcBorders>
               <w:bottom w:val="single" w:sz="6" w:space="0" w:color="D9D9D9"/>
-              <w:top w:val="single" w:sz="6" w:space="0" w:color="D9D9D9"/>
+              <w:top w:val="none" w:sz="0" w:space="0" w:color="000000"/>
               <w:left w:val="single" w:sz="6" w:space="0" w:color="D9D9D9"/>
               <w:right w:val="single" w:sz="6" w:space="0" w:color="D9D9D9"/>
             </w:tcBorders>
@@ -661,7 +633,331 @@
                 <w:szCs w:val="24"/>
                 <w:color w:val="000000"/>
               </w:rPr>
-              <w:t xml:space="preserve">&lt; 0.001</w:t>
+              <w:t xml:space="preserve">5</w:t>
+            </w:r>
+          </w:p>
+        </w:tc>
+        <w:tc>
+          <w:tcPr>
+            <w:tcBorders>
+              <w:bottom w:val="single" w:sz="6" w:space="0" w:color="D9D9D9"/>
+              <w:top w:val="none" w:sz="0" w:space="0" w:color="000000"/>
+              <w:left w:val="single" w:sz="6" w:space="0" w:color="D9D9D9"/>
+              <w:right w:val="single" w:sz="6" w:space="0" w:color="D9D9D9"/>
+            </w:tcBorders>
+            <w:shd w:val="clear" w:color="auto" w:fill="FFFFFF"/>
+            <w:tcMar>
+              <w:top w:w="0" w:type="dxa"/>
+              <w:bottom w:w="0" w:type="dxa"/>
+              <w:left w:w="0" w:type="dxa"/>
+              <w:right w:w="0" w:type="dxa"/>
+            </w:tcMar>
+            <w:vAlign w:val="center"/>
+          </w:tcPr>
+          <w:p>
+            <w:pPr>
+              <w:jc w:val="left"/>
+              <w:pBdr>
+                <w:bottom w:val="none" w:sz="0" w:space="0" w:color="000000"/>
+                <w:top w:val="none" w:sz="0" w:space="0" w:color="000000"/>
+                <w:left w:val="none" w:sz="0" w:space="0" w:color="000000"/>
+                <w:right w:val="none" w:sz="0" w:space="0" w:color="000000"/>
+              </w:pBdr>
+              <w:spacing w:after="140" w:before="140" w:line="240"/>
+              <w:ind w:left="140" w:right="140" w:firstLine="0" w:firstLineChars="0"/>
+              <w:rPr>
+                <w:rFonts w:ascii="Arial" w:hAnsi="Arial" w:eastAsia="Arial" w:cs="Arial"/>
+                <w:i w:val="false"/>
+                <w:b w:val="false"/>
+                <w:u w:val="none"/>
+                <w:strike w:val="false"/>
+                <w:sz w:val="24"/>
+                <w:szCs w:val="24"/>
+                <w:color w:val="000000"/>
+              </w:rPr>
+            </w:pPr>
+            <w:r>
+              <w:rPr>
+                <w:rFonts w:ascii="Arial" w:hAnsi="Arial" w:eastAsia="Arial" w:cs="Arial"/>
+                <w:i w:val="false"/>
+                <w:b w:val="false"/>
+                <w:u w:val="none"/>
+                <w:strike w:val="false"/>
+                <w:sz w:val="24"/>
+                <w:szCs w:val="24"/>
+                <w:color w:val="000000"/>
+              </w:rPr>
+              <w:t xml:space="preserve">6</w:t>
+            </w:r>
+          </w:p>
+        </w:tc>
+        <w:tc>
+          <w:tcPr>
+            <w:tcBorders>
+              <w:bottom w:val="single" w:sz="6" w:space="0" w:color="D9D9D9"/>
+              <w:top w:val="none" w:sz="0" w:space="0" w:color="000000"/>
+              <w:left w:val="single" w:sz="6" w:space="0" w:color="D9D9D9"/>
+              <w:right w:val="single" w:sz="6" w:space="0" w:color="D9D9D9"/>
+            </w:tcBorders>
+            <w:shd w:val="clear" w:color="auto" w:fill="FFFFFF"/>
+            <w:tcMar>
+              <w:top w:w="0" w:type="dxa"/>
+              <w:bottom w:w="0" w:type="dxa"/>
+              <w:left w:w="0" w:type="dxa"/>
+              <w:right w:w="0" w:type="dxa"/>
+            </w:tcMar>
+            <w:vAlign w:val="center"/>
+          </w:tcPr>
+          <w:p>
+            <w:pPr>
+              <w:jc w:val="left"/>
+              <w:pBdr>
+                <w:bottom w:val="none" w:sz="0" w:space="0" w:color="000000"/>
+                <w:top w:val="none" w:sz="0" w:space="0" w:color="000000"/>
+                <w:left w:val="none" w:sz="0" w:space="0" w:color="000000"/>
+                <w:right w:val="none" w:sz="0" w:space="0" w:color="000000"/>
+              </w:pBdr>
+              <w:spacing w:after="140" w:before="140" w:line="240"/>
+              <w:ind w:left="140" w:right="140" w:firstLine="0" w:firstLineChars="0"/>
+              <w:rPr>
+                <w:rFonts w:ascii="Arial" w:hAnsi="Arial" w:eastAsia="Arial" w:cs="Arial"/>
+                <w:i w:val="false"/>
+                <w:b w:val="false"/>
+                <w:u w:val="none"/>
+                <w:strike w:val="false"/>
+                <w:sz w:val="24"/>
+                <w:szCs w:val="24"/>
+                <w:color w:val="000000"/>
+              </w:rPr>
+            </w:pPr>
+            <w:r>
+              <w:rPr>
+                <w:rFonts w:ascii="Arial" w:hAnsi="Arial" w:eastAsia="Arial" w:cs="Arial"/>
+                <w:i w:val="false"/>
+                <w:b w:val="false"/>
+                <w:u w:val="none"/>
+                <w:strike w:val="false"/>
+                <w:sz w:val="24"/>
+                <w:szCs w:val="24"/>
+                <w:color w:val="000000"/>
+              </w:rPr>
+              <w:t xml:space="preserve">7</w:t>
+            </w:r>
+          </w:p>
+        </w:tc>
+        <w:tc>
+          <w:tcPr>
+            <w:tcBorders>
+              <w:bottom w:val="single" w:sz="6" w:space="0" w:color="D9D9D9"/>
+              <w:top w:val="none" w:sz="0" w:space="0" w:color="000000"/>
+              <w:left w:val="single" w:sz="6" w:space="0" w:color="D9D9D9"/>
+              <w:right w:val="single" w:sz="6" w:space="0" w:color="D9D9D9"/>
+            </w:tcBorders>
+            <w:shd w:val="clear" w:color="auto" w:fill="FFFFFF"/>
+            <w:tcMar>
+              <w:top w:w="0" w:type="dxa"/>
+              <w:bottom w:w="0" w:type="dxa"/>
+              <w:left w:w="0" w:type="dxa"/>
+              <w:right w:w="0" w:type="dxa"/>
+            </w:tcMar>
+            <w:vAlign w:val="center"/>
+          </w:tcPr>
+          <w:p>
+            <w:pPr>
+              <w:jc w:val="left"/>
+              <w:pBdr>
+                <w:bottom w:val="none" w:sz="0" w:space="0" w:color="000000"/>
+                <w:top w:val="none" w:sz="0" w:space="0" w:color="000000"/>
+                <w:left w:val="none" w:sz="0" w:space="0" w:color="000000"/>
+                <w:right w:val="none" w:sz="0" w:space="0" w:color="000000"/>
+              </w:pBdr>
+              <w:spacing w:after="140" w:before="140" w:line="240"/>
+              <w:ind w:left="140" w:right="140" w:firstLine="0" w:firstLineChars="0"/>
+              <w:rPr>
+                <w:rFonts w:ascii="Arial" w:hAnsi="Arial" w:eastAsia="Arial" w:cs="Arial"/>
+                <w:i w:val="false"/>
+                <w:b w:val="false"/>
+                <w:u w:val="none"/>
+                <w:strike w:val="false"/>
+                <w:sz w:val="24"/>
+                <w:szCs w:val="24"/>
+                <w:color w:val="000000"/>
+              </w:rPr>
+            </w:pPr>
+            <w:r>
+              <w:rPr>
+                <w:rFonts w:ascii="Arial" w:hAnsi="Arial" w:eastAsia="Arial" w:cs="Arial"/>
+                <w:i w:val="false"/>
+                <w:b w:val="false"/>
+                <w:u w:val="none"/>
+                <w:strike w:val="false"/>
+                <w:sz w:val="24"/>
+                <w:szCs w:val="24"/>
+                <w:color w:val="000000"/>
+              </w:rPr>
+              <w:t xml:space="preserve">7</w:t>
+            </w:r>
+          </w:p>
+        </w:tc>
+        <w:tc>
+          <w:tcPr>
+            <w:tcBorders>
+              <w:bottom w:val="single" w:sz="6" w:space="0" w:color="D9D9D9"/>
+              <w:top w:val="none" w:sz="0" w:space="0" w:color="000000"/>
+              <w:left w:val="single" w:sz="6" w:space="0" w:color="D9D9D9"/>
+              <w:right w:val="single" w:sz="6" w:space="0" w:color="D9D9D9"/>
+            </w:tcBorders>
+            <w:shd w:val="clear" w:color="auto" w:fill="FFFFFF"/>
+            <w:tcMar>
+              <w:top w:w="0" w:type="dxa"/>
+              <w:bottom w:w="0" w:type="dxa"/>
+              <w:left w:w="0" w:type="dxa"/>
+              <w:right w:w="0" w:type="dxa"/>
+            </w:tcMar>
+            <w:vAlign w:val="center"/>
+          </w:tcPr>
+          <w:p>
+            <w:pPr>
+              <w:jc w:val="left"/>
+              <w:pBdr>
+                <w:bottom w:val="none" w:sz="0" w:space="0" w:color="000000"/>
+                <w:top w:val="none" w:sz="0" w:space="0" w:color="000000"/>
+                <w:left w:val="none" w:sz="0" w:space="0" w:color="000000"/>
+                <w:right w:val="none" w:sz="0" w:space="0" w:color="000000"/>
+              </w:pBdr>
+              <w:spacing w:after="140" w:before="140" w:line="240"/>
+              <w:ind w:left="140" w:right="140" w:firstLine="0" w:firstLineChars="0"/>
+              <w:rPr>
+                <w:rFonts w:ascii="Arial" w:hAnsi="Arial" w:eastAsia="Arial" w:cs="Arial"/>
+                <w:i w:val="false"/>
+                <w:b w:val="false"/>
+                <w:u w:val="none"/>
+                <w:strike w:val="false"/>
+                <w:sz w:val="24"/>
+                <w:szCs w:val="24"/>
+                <w:color w:val="000000"/>
+              </w:rPr>
+            </w:pPr>
+            <w:r>
+              <w:rPr>
+                <w:rFonts w:ascii="Arial" w:hAnsi="Arial" w:eastAsia="Arial" w:cs="Arial"/>
+                <w:i w:val="false"/>
+                <w:b w:val="false"/>
+                <w:u w:val="none"/>
+                <w:strike w:val="false"/>
+                <w:sz w:val="24"/>
+                <w:szCs w:val="24"/>
+                <w:color w:val="000000"/>
+              </w:rPr>
+              <w:t xml:space="preserve">8</w:t>
+            </w:r>
+          </w:p>
+        </w:tc>
+        <w:tc>
+          <w:tcPr>
+            <w:tcBorders>
+              <w:bottom w:val="single" w:sz="6" w:space="0" w:color="D9D9D9"/>
+              <w:top w:val="none" w:sz="0" w:space="0" w:color="000000"/>
+              <w:left w:val="single" w:sz="6" w:space="0" w:color="D9D9D9"/>
+              <w:right w:val="single" w:sz="6" w:space="0" w:color="D9D9D9"/>
+            </w:tcBorders>
+            <w:shd w:val="clear" w:color="auto" w:fill="FFFFFF"/>
+            <w:tcMar>
+              <w:top w:w="0" w:type="dxa"/>
+              <w:bottom w:w="0" w:type="dxa"/>
+              <w:left w:w="0" w:type="dxa"/>
+              <w:right w:w="0" w:type="dxa"/>
+            </w:tcMar>
+            <w:vAlign w:val="center"/>
+          </w:tcPr>
+          <w:p>
+            <w:pPr>
+              <w:jc w:val="left"/>
+              <w:pBdr>
+                <w:bottom w:val="none" w:sz="0" w:space="0" w:color="000000"/>
+                <w:top w:val="none" w:sz="0" w:space="0" w:color="000000"/>
+                <w:left w:val="none" w:sz="0" w:space="0" w:color="000000"/>
+                <w:right w:val="none" w:sz="0" w:space="0" w:color="000000"/>
+              </w:pBdr>
+              <w:spacing w:after="140" w:before="140" w:line="240"/>
+              <w:ind w:left="140" w:right="140" w:firstLine="0" w:firstLineChars="0"/>
+              <w:rPr>
+                <w:rFonts w:ascii="Arial" w:hAnsi="Arial" w:eastAsia="Arial" w:cs="Arial"/>
+                <w:i w:val="false"/>
+                <w:b w:val="false"/>
+                <w:u w:val="none"/>
+                <w:strike w:val="false"/>
+                <w:sz w:val="24"/>
+                <w:szCs w:val="24"/>
+                <w:color w:val="000000"/>
+              </w:rPr>
+            </w:pPr>
+            <w:r>
+              <w:rPr>
+                <w:rFonts w:ascii="Arial" w:hAnsi="Arial" w:eastAsia="Arial" w:cs="Arial"/>
+                <w:i w:val="false"/>
+                <w:b w:val="false"/>
+                <w:u w:val="none"/>
+                <w:strike w:val="false"/>
+                <w:sz w:val="24"/>
+                <w:szCs w:val="24"/>
+                <w:color w:val="000000"/>
+              </w:rPr>
+              <w:t xml:space="preserve">9</w:t>
+            </w:r>
+          </w:p>
+        </w:tc>
+        <w:tc>
+          <w:tcPr>
+            <w:tcBorders>
+              <w:bottom w:val="single" w:sz="6" w:space="0" w:color="D9D9D9"/>
+              <w:top w:val="none" w:sz="0" w:space="0" w:color="000000"/>
+              <w:left w:val="single" w:sz="6" w:space="0" w:color="D9D9D9"/>
+              <w:right w:val="single" w:sz="6" w:space="0" w:color="D9D9D9"/>
+            </w:tcBorders>
+            <w:shd w:val="clear" w:color="auto" w:fill="FFFFFF"/>
+            <w:tcMar>
+              <w:top w:w="0" w:type="dxa"/>
+              <w:bottom w:w="0" w:type="dxa"/>
+              <w:left w:w="0" w:type="dxa"/>
+              <w:right w:w="0" w:type="dxa"/>
+            </w:tcMar>
+            <w:vAlign w:val="center"/>
+          </w:tcPr>
+          <w:p>
+            <w:pPr>
+              <w:jc w:val="left"/>
+              <w:pBdr>
+                <w:bottom w:val="none" w:sz="0" w:space="0" w:color="000000"/>
+                <w:top w:val="none" w:sz="0" w:space="0" w:color="000000"/>
+                <w:left w:val="none" w:sz="0" w:space="0" w:color="000000"/>
+                <w:right w:val="none" w:sz="0" w:space="0" w:color="000000"/>
+              </w:pBdr>
+              <w:spacing w:after="140" w:before="140" w:line="240"/>
+              <w:ind w:left="140" w:right="140" w:firstLine="0" w:firstLineChars="0"/>
+              <w:rPr>
+                <w:rFonts w:ascii="Arial" w:hAnsi="Arial" w:eastAsia="Arial" w:cs="Arial"/>
+                <w:i w:val="false"/>
+                <w:b w:val="false"/>
+                <w:u w:val="none"/>
+                <w:strike w:val="false"/>
+                <w:sz w:val="24"/>
+                <w:szCs w:val="24"/>
+                <w:color w:val="000000"/>
+              </w:rPr>
+            </w:pPr>
+            <w:r>
+              <w:rPr>
+                <w:rFonts w:ascii="Arial" w:hAnsi="Arial" w:eastAsia="Arial" w:cs="Arial"/>
+                <w:i w:val="false"/>
+                <w:b w:val="false"/>
+                <w:u w:val="none"/>
+                <w:strike w:val="false"/>
+                <w:sz w:val="24"/>
+                <w:szCs w:val="24"/>
+                <w:color w:val="000000"/>
+              </w:rPr>
+              <w:t xml:space="preserve">46</w:t>
             </w:r>
           </w:p>
         </w:tc>
@@ -687,11 +983,170 @@
           <w:b w:val="false"/>
           <w:u w:val="none"/>
           <w:strike w:val="false"/>
-          <w:sz w:val="22"/>
-          <w:szCs w:val="22"/>
+          <w:sz w:val="24"/>
+          <w:szCs w:val="24"/>
           <w:color w:val="000000"/>
         </w:rPr>
-        <w:t xml:space="preserve">Negative means lower costs. Coefficient means the number beside the named result row. The confidence interval describes statistical uncertainty; it does not cover every source of bias.</w:t>
+        <w:t xml:space="preserve">Circle the business that would most affect the mean. Would the mean describe most of these businesses? Why?</w:t>
+      </w:r>
+    </w:p>
+    <w:p>
+      <w:pPr>
+        <w:pStyle w:val="Normal"/>
+        <w:jc w:val="left"/>
+        <w:pBdr>
+          <w:bottom w:val="none" w:sz="0" w:space="0" w:color="000000"/>
+          <w:top w:val="none" w:sz="0" w:space="0" w:color="000000"/>
+          <w:left w:val="none" w:sz="0" w:space="0" w:color="000000"/>
+          <w:right w:val="none" w:sz="0" w:space="0" w:color="000000"/>
+        </w:pBdr>
+        <w:spacing w:after="240" w:before="0" w:line="240"/>
+        <w:ind w:left="0" w:right="0" w:firstLine="0" w:firstLineChars="0"/>
+      </w:pPr>
+      <w:r>
+        <w:rPr>
+          <w:rFonts w:ascii="Arial" w:hAnsi="Arial" w:eastAsia="Arial" w:cs="Arial"/>
+          <w:i w:val="false"/>
+          <w:b w:val="false"/>
+          <w:u w:val="none"/>
+          <w:strike w:val="false"/>
+          <w:sz w:val="24"/>
+          <w:szCs w:val="24"/>
+          <w:color w:val="B5BEC9"/>
+        </w:rPr>
+        <w:t xml:space="preserve">_______________________________________________________</w:t>
+      </w:r>
+    </w:p>
+    <w:p>
+      <w:pPr>
+        <w:pStyle w:val="Normal"/>
+        <w:jc w:val="left"/>
+        <w:pBdr>
+          <w:bottom w:val="none" w:sz="0" w:space="0" w:color="000000"/>
+          <w:top w:val="none" w:sz="0" w:space="0" w:color="000000"/>
+          <w:left w:val="none" w:sz="0" w:space="0" w:color="000000"/>
+          <w:right w:val="none" w:sz="0" w:space="0" w:color="000000"/>
+        </w:pBdr>
+        <w:spacing w:after="240" w:before="0" w:line="240"/>
+        <w:ind w:left="0" w:right="0" w:firstLine="0" w:firstLineChars="0"/>
+      </w:pPr>
+      <w:r>
+        <w:rPr>
+          <w:rFonts w:ascii="Arial" w:hAnsi="Arial" w:eastAsia="Arial" w:cs="Arial"/>
+          <w:i w:val="false"/>
+          <w:b w:val="false"/>
+          <w:u w:val="none"/>
+          <w:strike w:val="false"/>
+          <w:sz w:val="24"/>
+          <w:szCs w:val="24"/>
+          <w:color w:val="B5BEC9"/>
+        </w:rPr>
+        <w:t xml:space="preserve">_______________________________________________________</w:t>
+      </w:r>
+    </w:p>
+    <w:p>
+      <w:pPr/>
+      <w:r>
+        <w:br w:type="page"/>
+      </w:r>
+    </w:p>
+    <w:p>
+      <w:pPr>
+        <w:pStyle w:val="Normal"/>
+        <w:jc w:val="left"/>
+        <w:pBdr>
+          <w:bottom w:val="none" w:sz="0" w:space="0" w:color="000000"/>
+          <w:top w:val="none" w:sz="0" w:space="0" w:color="000000"/>
+          <w:left w:val="none" w:sz="0" w:space="0" w:color="000000"/>
+          <w:right w:val="none" w:sz="0" w:space="0" w:color="000000"/>
+        </w:pBdr>
+        <w:spacing w:after="60" w:before="0" w:line="240"/>
+        <w:ind w:left="0" w:right="0" w:firstLine="0" w:firstLineChars="0"/>
+      </w:pPr>
+      <w:r>
+        <w:rPr>
+          <w:rFonts w:ascii="Arial" w:hAnsi="Arial" w:eastAsia="Arial" w:cs="Arial"/>
+          <w:i w:val="false"/>
+          <w:b w:val="false"/>
+          <w:u w:val="none"/>
+          <w:strike w:val="false"/>
+          <w:sz w:val="20"/>
+          <w:szCs w:val="20"/>
+          <w:color w:val="545860"/>
+        </w:rPr>
+        <w:t xml:space="preserve">GreenWaste reading workshop | Day 1 | Session 2</w:t>
+      </w:r>
+    </w:p>
+    <w:p>
+      <w:pPr>
+        <w:pStyle w:val="Title"/>
+      </w:pPr>
+      <w:r>
+        <w:rPr>
+          <w:rFonts w:ascii="Arial" w:hAnsi="Arial" w:eastAsia="Arial" w:cs="Arial"/>
+          <w:i w:val="false"/>
+          <w:b w:val="true"/>
+          <w:u w:val="none"/>
+          <w:strike w:val="false"/>
+          <w:sz w:val="44"/>
+          <w:szCs w:val="44"/>
+          <w:color w:val="000000"/>
+        </w:rPr>
+        <w:t xml:space="preserve">Triage four claims</w:t>
+      </w:r>
+    </w:p>
+    <w:p>
+      <w:pPr>
+        <w:pStyle w:val="Normal"/>
+        <w:jc w:val="left"/>
+        <w:pBdr>
+          <w:bottom w:val="none" w:sz="0" w:space="0" w:color="000000"/>
+          <w:top w:val="none" w:sz="0" w:space="0" w:color="000000"/>
+          <w:left w:val="none" w:sz="0" w:space="0" w:color="000000"/>
+          <w:right w:val="none" w:sz="0" w:space="0" w:color="000000"/>
+        </w:pBdr>
+        <w:spacing w:after="160" w:before="0" w:line="240"/>
+        <w:ind w:left="0" w:right="0" w:firstLine="0" w:firstLineChars="0"/>
+      </w:pPr>
+      <w:r>
+        <w:rPr>
+          <w:rFonts w:ascii="Arial" w:hAnsi="Arial" w:eastAsia="Arial" w:cs="Arial"/>
+          <w:i w:val="false"/>
+          <w:b w:val="false"/>
+          <w:u w:val="none"/>
+          <w:strike w:val="false"/>
+          <w:sz w:val="24"/>
+          <w:szCs w:val="24"/>
+          <w:color w:val="000000"/>
+        </w:rPr>
+        <w:t xml:space="preserve">Read your group's four cards. For each, choose a decision and explain the evidence you still need.</w:t>
+      </w:r>
+    </w:p>
+    <w:p>
+      <w:pPr>
+        <w:pStyle w:val="Normal"/>
+        <w:jc w:val="left"/>
+        <w:pBdr>
+          <w:bottom w:val="none" w:sz="0" w:space="0" w:color="000000"/>
+          <w:top w:val="none" w:sz="0" w:space="0" w:color="000000"/>
+          <w:left w:val="none" w:sz="0" w:space="0" w:color="000000"/>
+          <w:right w:val="none" w:sz="0" w:space="0" w:color="000000"/>
+        </w:pBdr>
+        <w:spacing w:after="160" w:before="0" w:line="240"/>
+        <w:ind w:left="0" w:right="0" w:firstLine="0" w:firstLineChars="0"/>
+      </w:pPr>
+      <w:r>
+        <w:rPr>
+          <w:rFonts w:ascii="Arial" w:hAnsi="Arial" w:eastAsia="Arial" w:cs="Arial"/>
+          <w:i w:val="false"/>
+          <w:b w:val="false"/>
+          <w:u w:val="none"/>
+          <w:strike w:val="false"/>
+          <w:sz w:val="24"/>
+          <w:szCs w:val="24"/>
+          <w:color w:val="000000"/>
+        </w:rPr>
+        <w:t xml:space="preserve">Decisions: Act / Ask first / Do not act. Questions: Compared to what? / How big? / How sure?</w:t>
       </w:r>
     </w:p>
     <w:p>
@@ -718,7 +1173,7 @@
           <w:szCs w:val="28"/>
           <w:color w:val="000000"/>
         </w:rPr>
-        <w:t xml:space="preserve">1 What does the result say</w:t>
+        <w:t xml:space="preserve">Card 1</w:t>
       </w:r>
     </w:p>
     <w:p>
@@ -745,7 +1200,34 @@
           <w:szCs w:val="24"/>
           <w:color w:val="000000"/>
         </w:rPr>
-        <w:t xml:space="preserve">Write the change with its units, group and period.</w:t>
+        <w:t xml:space="preserve">Decision __________________   Missing question __________________</w:t>
+      </w:r>
+    </w:p>
+    <w:p>
+      <w:pPr>
+        <w:pStyle w:val="Normal"/>
+        <w:jc w:val="left"/>
+        <w:pBdr>
+          <w:bottom w:val="none" w:sz="0" w:space="0" w:color="000000"/>
+          <w:top w:val="none" w:sz="0" w:space="0" w:color="000000"/>
+          <w:left w:val="none" w:sz="0" w:space="0" w:color="000000"/>
+          <w:right w:val="none" w:sz="0" w:space="0" w:color="000000"/>
+        </w:pBdr>
+        <w:spacing w:after="160" w:before="0" w:line="240"/>
+        <w:ind w:left="0" w:right="0" w:firstLine="0" w:firstLineChars="0"/>
+      </w:pPr>
+      <w:r>
+        <w:rPr>
+          <w:rFonts w:ascii="Arial" w:hAnsi="Arial" w:eastAsia="Arial" w:cs="Arial"/>
+          <w:i w:val="false"/>
+          <w:b w:val="false"/>
+          <w:u w:val="none"/>
+          <w:strike w:val="false"/>
+          <w:sz w:val="24"/>
+          <w:szCs w:val="24"/>
+          <w:color w:val="000000"/>
+        </w:rPr>
+        <w:t xml:space="preserve">My reason or question for the evaluator</w:t>
       </w:r>
     </w:p>
     <w:p>
@@ -785,6 +1267,87 @@
           <w:left w:val="none" w:sz="0" w:space="0" w:color="000000"/>
           <w:right w:val="none" w:sz="0" w:space="0" w:color="000000"/>
         </w:pBdr>
+        <w:spacing w:after="120" w:before="0" w:line="240"/>
+        <w:ind w:left="0" w:right="0" w:firstLine="0" w:firstLineChars="0"/>
+      </w:pPr>
+      <w:r>
+        <w:rPr>
+          <w:rFonts w:ascii="Arial" w:hAnsi="Arial" w:eastAsia="Arial" w:cs="Arial"/>
+          <w:i w:val="false"/>
+          <w:b w:val="true"/>
+          <w:u w:val="none"/>
+          <w:strike w:val="false"/>
+          <w:sz w:val="28"/>
+          <w:szCs w:val="28"/>
+          <w:color w:val="000000"/>
+        </w:rPr>
+        <w:t xml:space="preserve">Card 2</w:t>
+      </w:r>
+    </w:p>
+    <w:p>
+      <w:pPr>
+        <w:pStyle w:val="Normal"/>
+        <w:jc w:val="left"/>
+        <w:pBdr>
+          <w:bottom w:val="none" w:sz="0" w:space="0" w:color="000000"/>
+          <w:top w:val="none" w:sz="0" w:space="0" w:color="000000"/>
+          <w:left w:val="none" w:sz="0" w:space="0" w:color="000000"/>
+          <w:right w:val="none" w:sz="0" w:space="0" w:color="000000"/>
+        </w:pBdr>
+        <w:spacing w:after="160" w:before="0" w:line="240"/>
+        <w:ind w:left="0" w:right="0" w:firstLine="0" w:firstLineChars="0"/>
+      </w:pPr>
+      <w:r>
+        <w:rPr>
+          <w:rFonts w:ascii="Arial" w:hAnsi="Arial" w:eastAsia="Arial" w:cs="Arial"/>
+          <w:i w:val="false"/>
+          <w:b w:val="false"/>
+          <w:u w:val="none"/>
+          <w:strike w:val="false"/>
+          <w:sz w:val="24"/>
+          <w:szCs w:val="24"/>
+          <w:color w:val="000000"/>
+        </w:rPr>
+        <w:t xml:space="preserve">Decision __________________   Missing question __________________</w:t>
+      </w:r>
+    </w:p>
+    <w:p>
+      <w:pPr>
+        <w:pStyle w:val="Normal"/>
+        <w:jc w:val="left"/>
+        <w:pBdr>
+          <w:bottom w:val="none" w:sz="0" w:space="0" w:color="000000"/>
+          <w:top w:val="none" w:sz="0" w:space="0" w:color="000000"/>
+          <w:left w:val="none" w:sz="0" w:space="0" w:color="000000"/>
+          <w:right w:val="none" w:sz="0" w:space="0" w:color="000000"/>
+        </w:pBdr>
+        <w:spacing w:after="160" w:before="0" w:line="240"/>
+        <w:ind w:left="0" w:right="0" w:firstLine="0" w:firstLineChars="0"/>
+      </w:pPr>
+      <w:r>
+        <w:rPr>
+          <w:rFonts w:ascii="Arial" w:hAnsi="Arial" w:eastAsia="Arial" w:cs="Arial"/>
+          <w:i w:val="false"/>
+          <w:b w:val="false"/>
+          <w:u w:val="none"/>
+          <w:strike w:val="false"/>
+          <w:sz w:val="24"/>
+          <w:szCs w:val="24"/>
+          <w:color w:val="000000"/>
+        </w:rPr>
+        <w:t xml:space="preserve">My reason or question for the evaluator</w:t>
+      </w:r>
+    </w:p>
+    <w:p>
+      <w:pPr>
+        <w:pStyle w:val="Normal"/>
+        <w:jc w:val="left"/>
+        <w:pBdr>
+          <w:bottom w:val="none" w:sz="0" w:space="0" w:color="000000"/>
+          <w:top w:val="none" w:sz="0" w:space="0" w:color="000000"/>
+          <w:left w:val="none" w:sz="0" w:space="0" w:color="000000"/>
+          <w:right w:val="none" w:sz="0" w:space="0" w:color="000000"/>
+        </w:pBdr>
         <w:spacing w:after="240" w:before="0" w:line="240"/>
         <w:ind w:left="0" w:right="0" w:firstLine="0" w:firstLineChars="0"/>
       </w:pPr>
@@ -826,7 +1389,7 @@
           <w:szCs w:val="28"/>
           <w:color w:val="000000"/>
         </w:rPr>
-        <w:t xml:space="preserve">2 Does the reported change meet the rule</w:t>
+        <w:t xml:space="preserve">Card 3</w:t>
       </w:r>
     </w:p>
     <w:p>
@@ -853,7 +1416,34 @@
           <w:szCs w:val="24"/>
           <w:color w:val="000000"/>
         </w:rPr>
-        <w:t xml:space="preserve">Explain using the estimate and interval.</w:t>
+        <w:t xml:space="preserve">Decision __________________   Missing question __________________</w:t>
+      </w:r>
+    </w:p>
+    <w:p>
+      <w:pPr>
+        <w:pStyle w:val="Normal"/>
+        <w:jc w:val="left"/>
+        <w:pBdr>
+          <w:bottom w:val="none" w:sz="0" w:space="0" w:color="000000"/>
+          <w:top w:val="none" w:sz="0" w:space="0" w:color="000000"/>
+          <w:left w:val="none" w:sz="0" w:space="0" w:color="000000"/>
+          <w:right w:val="none" w:sz="0" w:space="0" w:color="000000"/>
+        </w:pBdr>
+        <w:spacing w:after="160" w:before="0" w:line="240"/>
+        <w:ind w:left="0" w:right="0" w:firstLine="0" w:firstLineChars="0"/>
+      </w:pPr>
+      <w:r>
+        <w:rPr>
+          <w:rFonts w:ascii="Arial" w:hAnsi="Arial" w:eastAsia="Arial" w:cs="Arial"/>
+          <w:i w:val="false"/>
+          <w:b w:val="false"/>
+          <w:u w:val="none"/>
+          <w:strike w:val="false"/>
+          <w:sz w:val="24"/>
+          <w:szCs w:val="24"/>
+          <w:color w:val="000000"/>
+        </w:rPr>
+        <w:t xml:space="preserve">My reason or question for the evaluator</w:t>
       </w:r>
     </w:p>
     <w:p>
@@ -893,6 +1483,87 @@
           <w:left w:val="none" w:sz="0" w:space="0" w:color="000000"/>
           <w:right w:val="none" w:sz="0" w:space="0" w:color="000000"/>
         </w:pBdr>
+        <w:spacing w:after="120" w:before="0" w:line="240"/>
+        <w:ind w:left="0" w:right="0" w:firstLine="0" w:firstLineChars="0"/>
+      </w:pPr>
+      <w:r>
+        <w:rPr>
+          <w:rFonts w:ascii="Arial" w:hAnsi="Arial" w:eastAsia="Arial" w:cs="Arial"/>
+          <w:i w:val="false"/>
+          <w:b w:val="true"/>
+          <w:u w:val="none"/>
+          <w:strike w:val="false"/>
+          <w:sz w:val="28"/>
+          <w:szCs w:val="28"/>
+          <w:color w:val="000000"/>
+        </w:rPr>
+        <w:t xml:space="preserve">Card 4</w:t>
+      </w:r>
+    </w:p>
+    <w:p>
+      <w:pPr>
+        <w:pStyle w:val="Normal"/>
+        <w:jc w:val="left"/>
+        <w:pBdr>
+          <w:bottom w:val="none" w:sz="0" w:space="0" w:color="000000"/>
+          <w:top w:val="none" w:sz="0" w:space="0" w:color="000000"/>
+          <w:left w:val="none" w:sz="0" w:space="0" w:color="000000"/>
+          <w:right w:val="none" w:sz="0" w:space="0" w:color="000000"/>
+        </w:pBdr>
+        <w:spacing w:after="160" w:before="0" w:line="240"/>
+        <w:ind w:left="0" w:right="0" w:firstLine="0" w:firstLineChars="0"/>
+      </w:pPr>
+      <w:r>
+        <w:rPr>
+          <w:rFonts w:ascii="Arial" w:hAnsi="Arial" w:eastAsia="Arial" w:cs="Arial"/>
+          <w:i w:val="false"/>
+          <w:b w:val="false"/>
+          <w:u w:val="none"/>
+          <w:strike w:val="false"/>
+          <w:sz w:val="24"/>
+          <w:szCs w:val="24"/>
+          <w:color w:val="000000"/>
+        </w:rPr>
+        <w:t xml:space="preserve">Decision __________________   Missing question __________________</w:t>
+      </w:r>
+    </w:p>
+    <w:p>
+      <w:pPr>
+        <w:pStyle w:val="Normal"/>
+        <w:jc w:val="left"/>
+        <w:pBdr>
+          <w:bottom w:val="none" w:sz="0" w:space="0" w:color="000000"/>
+          <w:top w:val="none" w:sz="0" w:space="0" w:color="000000"/>
+          <w:left w:val="none" w:sz="0" w:space="0" w:color="000000"/>
+          <w:right w:val="none" w:sz="0" w:space="0" w:color="000000"/>
+        </w:pBdr>
+        <w:spacing w:after="160" w:before="0" w:line="240"/>
+        <w:ind w:left="0" w:right="0" w:firstLine="0" w:firstLineChars="0"/>
+      </w:pPr>
+      <w:r>
+        <w:rPr>
+          <w:rFonts w:ascii="Arial" w:hAnsi="Arial" w:eastAsia="Arial" w:cs="Arial"/>
+          <w:i w:val="false"/>
+          <w:b w:val="false"/>
+          <w:u w:val="none"/>
+          <w:strike w:val="false"/>
+          <w:sz w:val="24"/>
+          <w:szCs w:val="24"/>
+          <w:color w:val="000000"/>
+        </w:rPr>
+        <w:t xml:space="preserve">My reason or question for the evaluator</w:t>
+      </w:r>
+    </w:p>
+    <w:p>
+      <w:pPr>
+        <w:pStyle w:val="Normal"/>
+        <w:jc w:val="left"/>
+        <w:pBdr>
+          <w:bottom w:val="none" w:sz="0" w:space="0" w:color="000000"/>
+          <w:top w:val="none" w:sz="0" w:space="0" w:color="000000"/>
+          <w:left w:val="none" w:sz="0" w:space="0" w:color="000000"/>
+          <w:right w:val="none" w:sz="0" w:space="0" w:color="000000"/>
+        </w:pBdr>
         <w:spacing w:after="240" w:before="0" w:line="240"/>
         <w:ind w:left="0" w:right="0" w:firstLine="0" w:firstLineChars="0"/>
       </w:pPr>
@@ -911,57 +1582,6 @@
       </w:r>
     </w:p>
     <w:p>
-      <w:pPr/>
-      <w:r>
-        <w:br w:type="page"/>
-      </w:r>
-    </w:p>
-    <w:p>
-      <w:pPr>
-        <w:pStyle w:val="Normal"/>
-        <w:jc w:val="left"/>
-        <w:pBdr>
-          <w:bottom w:val="none" w:sz="0" w:space="0" w:color="000000"/>
-          <w:top w:val="none" w:sz="0" w:space="0" w:color="000000"/>
-          <w:left w:val="none" w:sz="0" w:space="0" w:color="000000"/>
-          <w:right w:val="none" w:sz="0" w:space="0" w:color="000000"/>
-        </w:pBdr>
-        <w:spacing w:after="60" w:before="0" w:line="240"/>
-        <w:ind w:left="0" w:right="0" w:firstLine="0" w:firstLineChars="0"/>
-      </w:pPr>
-      <w:r>
-        <w:rPr>
-          <w:rFonts w:ascii="Arial" w:hAnsi="Arial" w:eastAsia="Arial" w:cs="Arial"/>
-          <w:i w:val="false"/>
-          <w:b w:val="false"/>
-          <w:u w:val="none"/>
-          <w:strike w:val="false"/>
-          <w:sz w:val="20"/>
-          <w:szCs w:val="20"/>
-          <w:color w:val="545860"/>
-        </w:rPr>
-        <w:t xml:space="preserve">GreenWaste reading workshop | Day 1 | Session 2</w:t>
-      </w:r>
-    </w:p>
-    <w:p>
-      <w:pPr>
-        <w:pStyle w:val="Title"/>
-      </w:pPr>
-      <w:r>
-        <w:rPr>
-          <w:rFonts w:ascii="Arial" w:hAnsi="Arial" w:eastAsia="Arial" w:cs="Arial"/>
-          <w:i w:val="false"/>
-          <w:b w:val="true"/>
-          <w:u w:val="none"/>
-          <w:strike w:val="false"/>
-          <w:sz w:val="44"/>
-          <w:szCs w:val="44"/>
-          <w:color w:val="000000"/>
-        </w:rPr>
-        <w:t xml:space="preserve">Check the conclusion</w:t>
-      </w:r>
-    </w:p>
-    <w:p>
       <w:pPr>
         <w:pStyle w:val="Normal"/>
         <w:jc w:val="left"/>
@@ -985,7 +1605,7 @@
           <w:szCs w:val="28"/>
           <w:color w:val="000000"/>
         </w:rPr>
-        <w:t xml:space="preserve">3 What does this comparison leave unanswered</w:t>
+        <w:t xml:space="preserve">My next question from memory</w:t>
       </w:r>
     </w:p>
     <w:p>
@@ -1012,7 +1632,7 @@
           <w:szCs w:val="24"/>
           <w:color w:val="000000"/>
         </w:rPr>
-        <w:t xml:space="preserve">What could have changed costs without GreenWaste? What would you ask the evaluator?</w:t>
+        <w:t xml:space="preserve">Turn the cards over. Write one useful question and why its answer matters.</w:t>
       </w:r>
     </w:p>
     <w:p>
@@ -1067,357 +1687,6 @@
           <w:color w:val="B5BEC9"/>
         </w:rPr>
         <w:t xml:space="preserve">_______________________________________________________</w:t>
-      </w:r>
-    </w:p>
-    <w:p>
-      <w:pPr>
-        <w:pStyle w:val="Normal"/>
-        <w:jc w:val="left"/>
-        <w:pBdr>
-          <w:bottom w:val="none" w:sz="0" w:space="0" w:color="000000"/>
-          <w:top w:val="none" w:sz="0" w:space="0" w:color="000000"/>
-          <w:left w:val="none" w:sz="0" w:space="0" w:color="000000"/>
-          <w:right w:val="none" w:sz="0" w:space="0" w:color="000000"/>
-        </w:pBdr>
-        <w:spacing w:after="240" w:before="0" w:line="240"/>
-        <w:ind w:left="0" w:right="0" w:firstLine="0" w:firstLineChars="0"/>
-      </w:pPr>
-      <w:r>
-        <w:rPr>
-          <w:rFonts w:ascii="Arial" w:hAnsi="Arial" w:eastAsia="Arial" w:cs="Arial"/>
-          <w:i w:val="false"/>
-          <w:b w:val="false"/>
-          <w:u w:val="none"/>
-          <w:strike w:val="false"/>
-          <w:sz w:val="24"/>
-          <w:szCs w:val="24"/>
-          <w:color w:val="B5BEC9"/>
-        </w:rPr>
-        <w:t xml:space="preserve">_______________________________________________________</w:t>
-      </w:r>
-    </w:p>
-    <w:p>
-      <w:pPr>
-        <w:pStyle w:val="Normal"/>
-        <w:jc w:val="left"/>
-        <w:pBdr>
-          <w:bottom w:val="none" w:sz="0" w:space="0" w:color="000000"/>
-          <w:top w:val="none" w:sz="0" w:space="0" w:color="000000"/>
-          <w:left w:val="none" w:sz="0" w:space="0" w:color="000000"/>
-          <w:right w:val="none" w:sz="0" w:space="0" w:color="000000"/>
-        </w:pBdr>
-        <w:spacing w:after="120" w:before="0" w:line="240"/>
-        <w:ind w:left="0" w:right="0" w:firstLine="0" w:firstLineChars="0"/>
-      </w:pPr>
-      <w:r>
-        <w:rPr>
-          <w:rFonts w:ascii="Arial" w:hAnsi="Arial" w:eastAsia="Arial" w:cs="Arial"/>
-          <w:i w:val="false"/>
-          <w:b w:val="true"/>
-          <w:u w:val="none"/>
-          <w:strike w:val="false"/>
-          <w:sz w:val="28"/>
-          <w:szCs w:val="28"/>
-          <w:color w:val="000000"/>
-        </w:rPr>
-        <w:t xml:space="preserve">4 Repair this illustrative AI summary</w:t>
-      </w:r>
-    </w:p>
-    <w:p>
-      <w:pPr>
-        <w:pStyle w:val="Normal"/>
-        <w:jc w:val="left"/>
-        <w:pBdr>
-          <w:bottom w:val="none" w:sz="0" w:space="0" w:color="000000"/>
-          <w:top w:val="none" w:sz="0" w:space="0" w:color="000000"/>
-          <w:left w:val="none" w:sz="0" w:space="0" w:color="000000"/>
-          <w:right w:val="none" w:sz="0" w:space="0" w:color="000000"/>
-        </w:pBdr>
-        <w:spacing w:after="160" w:before="0" w:line="240"/>
-        <w:ind w:left="0" w:right="0" w:firstLine="0" w:firstLineChars="0"/>
-      </w:pPr>
-      <w:r>
-        <w:rPr>
-          <w:rFonts w:ascii="Arial" w:hAnsi="Arial" w:eastAsia="Arial" w:cs="Arial"/>
-          <w:i w:val="false"/>
-          <w:b w:val="false"/>
-          <w:u w:val="none"/>
-          <w:strike w:val="false"/>
-          <w:sz w:val="28"/>
-          <w:szCs w:val="28"/>
-          <w:color w:val="000000"/>
-        </w:rPr>
-        <w:t xml:space="preserve">"City participants' annual costs fell by 669 AED. GreenWaste caused that saving, so scale-up is justified."</w:t>
-      </w:r>
-    </w:p>
-    <w:p>
-      <w:pPr>
-        <w:pStyle w:val="Normal"/>
-        <w:jc w:val="left"/>
-        <w:pBdr>
-          <w:bottom w:val="none" w:sz="0" w:space="0" w:color="000000"/>
-          <w:top w:val="none" w:sz="0" w:space="0" w:color="000000"/>
-          <w:left w:val="none" w:sz="0" w:space="0" w:color="000000"/>
-          <w:right w:val="none" w:sz="0" w:space="0" w:color="000000"/>
-        </w:pBdr>
-        <w:spacing w:after="160" w:before="0" w:line="240"/>
-        <w:ind w:left="0" w:right="0" w:firstLine="0" w:firstLineChars="0"/>
-      </w:pPr>
-      <w:r>
-        <w:rPr>
-          <w:rFonts w:ascii="Arial" w:hAnsi="Arial" w:eastAsia="Arial" w:cs="Arial"/>
-          <w:i w:val="false"/>
-          <w:b w:val="false"/>
-          <w:u w:val="none"/>
-          <w:strike w:val="false"/>
-          <w:sz w:val="24"/>
-          <w:szCs w:val="24"/>
-          <w:color w:val="000000"/>
-        </w:rPr>
-        <w:t xml:space="preserve">Underline what the extract supports. Cross out what it does not support. Rewrite the conclusion using the source.</w:t>
-      </w:r>
-    </w:p>
-    <w:p>
-      <w:pPr>
-        <w:pStyle w:val="Normal"/>
-        <w:jc w:val="left"/>
-        <w:pBdr>
-          <w:bottom w:val="none" w:sz="0" w:space="0" w:color="000000"/>
-          <w:top w:val="none" w:sz="0" w:space="0" w:color="000000"/>
-          <w:left w:val="none" w:sz="0" w:space="0" w:color="000000"/>
-          <w:right w:val="none" w:sz="0" w:space="0" w:color="000000"/>
-        </w:pBdr>
-        <w:spacing w:after="240" w:before="0" w:line="240"/>
-        <w:ind w:left="0" w:right="0" w:firstLine="0" w:firstLineChars="0"/>
-      </w:pPr>
-      <w:r>
-        <w:rPr>
-          <w:rFonts w:ascii="Arial" w:hAnsi="Arial" w:eastAsia="Arial" w:cs="Arial"/>
-          <w:i w:val="false"/>
-          <w:b w:val="false"/>
-          <w:u w:val="none"/>
-          <w:strike w:val="false"/>
-          <w:sz w:val="24"/>
-          <w:szCs w:val="24"/>
-          <w:color w:val="B5BEC9"/>
-        </w:rPr>
-        <w:t xml:space="preserve">_______________________________________________________</w:t>
-      </w:r>
-    </w:p>
-    <w:p>
-      <w:pPr>
-        <w:pStyle w:val="Normal"/>
-        <w:jc w:val="left"/>
-        <w:pBdr>
-          <w:bottom w:val="none" w:sz="0" w:space="0" w:color="000000"/>
-          <w:top w:val="none" w:sz="0" w:space="0" w:color="000000"/>
-          <w:left w:val="none" w:sz="0" w:space="0" w:color="000000"/>
-          <w:right w:val="none" w:sz="0" w:space="0" w:color="000000"/>
-        </w:pBdr>
-        <w:spacing w:after="240" w:before="0" w:line="240"/>
-        <w:ind w:left="0" w:right="0" w:firstLine="0" w:firstLineChars="0"/>
-      </w:pPr>
-      <w:r>
-        <w:rPr>
-          <w:rFonts w:ascii="Arial" w:hAnsi="Arial" w:eastAsia="Arial" w:cs="Arial"/>
-          <w:i w:val="false"/>
-          <w:b w:val="false"/>
-          <w:u w:val="none"/>
-          <w:strike w:val="false"/>
-          <w:sz w:val="24"/>
-          <w:szCs w:val="24"/>
-          <w:color w:val="B5BEC9"/>
-        </w:rPr>
-        <w:t xml:space="preserve">_______________________________________________________</w:t>
-      </w:r>
-    </w:p>
-    <w:p>
-      <w:pPr>
-        <w:pStyle w:val="Normal"/>
-        <w:jc w:val="left"/>
-        <w:pBdr>
-          <w:bottom w:val="none" w:sz="0" w:space="0" w:color="000000"/>
-          <w:top w:val="none" w:sz="0" w:space="0" w:color="000000"/>
-          <w:left w:val="none" w:sz="0" w:space="0" w:color="000000"/>
-          <w:right w:val="none" w:sz="0" w:space="0" w:color="000000"/>
-        </w:pBdr>
-        <w:spacing w:after="240" w:before="0" w:line="240"/>
-        <w:ind w:left="0" w:right="0" w:firstLine="0" w:firstLineChars="0"/>
-      </w:pPr>
-      <w:r>
-        <w:rPr>
-          <w:rFonts w:ascii="Arial" w:hAnsi="Arial" w:eastAsia="Arial" w:cs="Arial"/>
-          <w:i w:val="false"/>
-          <w:b w:val="false"/>
-          <w:u w:val="none"/>
-          <w:strike w:val="false"/>
-          <w:sz w:val="24"/>
-          <w:szCs w:val="24"/>
-          <w:color w:val="B5BEC9"/>
-        </w:rPr>
-        <w:t xml:space="preserve">_______________________________________________________</w:t>
-      </w:r>
-    </w:p>
-    <w:p>
-      <w:pPr>
-        <w:pStyle w:val="Normal"/>
-        <w:jc w:val="left"/>
-        <w:pBdr>
-          <w:bottom w:val="none" w:sz="0" w:space="0" w:color="000000"/>
-          <w:top w:val="none" w:sz="0" w:space="0" w:color="000000"/>
-          <w:left w:val="none" w:sz="0" w:space="0" w:color="000000"/>
-          <w:right w:val="none" w:sz="0" w:space="0" w:color="000000"/>
-        </w:pBdr>
-        <w:spacing w:after="120" w:before="0" w:line="240"/>
-        <w:ind w:left="0" w:right="0" w:firstLine="0" w:firstLineChars="0"/>
-      </w:pPr>
-      <w:r>
-        <w:rPr>
-          <w:rFonts w:ascii="Arial" w:hAnsi="Arial" w:eastAsia="Arial" w:cs="Arial"/>
-          <w:i w:val="false"/>
-          <w:b w:val="true"/>
-          <w:u w:val="none"/>
-          <w:strike w:val="false"/>
-          <w:sz w:val="28"/>
-          <w:szCs w:val="28"/>
-          <w:color w:val="000000"/>
-        </w:rPr>
-        <w:t xml:space="preserve">5 Your decision sentence</w:t>
-      </w:r>
-    </w:p>
-    <w:p>
-      <w:pPr>
-        <w:pStyle w:val="Normal"/>
-        <w:jc w:val="left"/>
-        <w:pBdr>
-          <w:bottom w:val="none" w:sz="0" w:space="0" w:color="000000"/>
-          <w:top w:val="none" w:sz="0" w:space="0" w:color="000000"/>
-          <w:left w:val="none" w:sz="0" w:space="0" w:color="000000"/>
-          <w:right w:val="none" w:sz="0" w:space="0" w:color="000000"/>
-        </w:pBdr>
-        <w:spacing w:after="160" w:before="0" w:line="240"/>
-        <w:ind w:left="0" w:right="0" w:firstLine="0" w:firstLineChars="0"/>
-      </w:pPr>
-      <w:r>
-        <w:rPr>
-          <w:rFonts w:ascii="Arial" w:hAnsi="Arial" w:eastAsia="Arial" w:cs="Arial"/>
-          <w:i w:val="false"/>
-          <w:b w:val="false"/>
-          <w:u w:val="none"/>
-          <w:strike w:val="false"/>
-          <w:sz w:val="24"/>
-          <w:szCs w:val="24"/>
-          <w:color w:val="000000"/>
-        </w:rPr>
-        <w:t xml:space="preserve">State the result, one limit and your next question. Work alone before comparing with a partner.</w:t>
-      </w:r>
-    </w:p>
-    <w:p>
-      <w:pPr>
-        <w:pStyle w:val="Normal"/>
-        <w:jc w:val="left"/>
-        <w:pBdr>
-          <w:bottom w:val="none" w:sz="0" w:space="0" w:color="000000"/>
-          <w:top w:val="none" w:sz="0" w:space="0" w:color="000000"/>
-          <w:left w:val="none" w:sz="0" w:space="0" w:color="000000"/>
-          <w:right w:val="none" w:sz="0" w:space="0" w:color="000000"/>
-        </w:pBdr>
-        <w:spacing w:after="240" w:before="0" w:line="240"/>
-        <w:ind w:left="0" w:right="0" w:firstLine="0" w:firstLineChars="0"/>
-      </w:pPr>
-      <w:r>
-        <w:rPr>
-          <w:rFonts w:ascii="Arial" w:hAnsi="Arial" w:eastAsia="Arial" w:cs="Arial"/>
-          <w:i w:val="false"/>
-          <w:b w:val="false"/>
-          <w:u w:val="none"/>
-          <w:strike w:val="false"/>
-          <w:sz w:val="24"/>
-          <w:szCs w:val="24"/>
-          <w:color w:val="B5BEC9"/>
-        </w:rPr>
-        <w:t xml:space="preserve">_______________________________________________________</w:t>
-      </w:r>
-    </w:p>
-    <w:p>
-      <w:pPr>
-        <w:pStyle w:val="Normal"/>
-        <w:jc w:val="left"/>
-        <w:pBdr>
-          <w:bottom w:val="none" w:sz="0" w:space="0" w:color="000000"/>
-          <w:top w:val="none" w:sz="0" w:space="0" w:color="000000"/>
-          <w:left w:val="none" w:sz="0" w:space="0" w:color="000000"/>
-          <w:right w:val="none" w:sz="0" w:space="0" w:color="000000"/>
-        </w:pBdr>
-        <w:spacing w:after="240" w:before="0" w:line="240"/>
-        <w:ind w:left="0" w:right="0" w:firstLine="0" w:firstLineChars="0"/>
-      </w:pPr>
-      <w:r>
-        <w:rPr>
-          <w:rFonts w:ascii="Arial" w:hAnsi="Arial" w:eastAsia="Arial" w:cs="Arial"/>
-          <w:i w:val="false"/>
-          <w:b w:val="false"/>
-          <w:u w:val="none"/>
-          <w:strike w:val="false"/>
-          <w:sz w:val="24"/>
-          <w:szCs w:val="24"/>
-          <w:color w:val="B5BEC9"/>
-        </w:rPr>
-        <w:t xml:space="preserve">_______________________________________________________</w:t>
-      </w:r>
-    </w:p>
-    <w:p>
-      <w:pPr>
-        <w:pStyle w:val="Normal"/>
-        <w:jc w:val="left"/>
-        <w:pBdr>
-          <w:bottom w:val="none" w:sz="0" w:space="0" w:color="000000"/>
-          <w:top w:val="none" w:sz="0" w:space="0" w:color="000000"/>
-          <w:left w:val="none" w:sz="0" w:space="0" w:color="000000"/>
-          <w:right w:val="none" w:sz="0" w:space="0" w:color="000000"/>
-        </w:pBdr>
-        <w:spacing w:after="240" w:before="0" w:line="240"/>
-        <w:ind w:left="0" w:right="0" w:firstLine="0" w:firstLineChars="0"/>
-      </w:pPr>
-      <w:r>
-        <w:rPr>
-          <w:rFonts w:ascii="Arial" w:hAnsi="Arial" w:eastAsia="Arial" w:cs="Arial"/>
-          <w:i w:val="false"/>
-          <w:b w:val="false"/>
-          <w:u w:val="none"/>
-          <w:strike w:val="false"/>
-          <w:sz w:val="24"/>
-          <w:szCs w:val="24"/>
-          <w:color w:val="B5BEC9"/>
-        </w:rPr>
-        <w:t xml:space="preserve">_______________________________________________________</w:t>
-      </w:r>
-    </w:p>
-    <w:p>
-      <w:pPr>
-        <w:pStyle w:val="Normal"/>
-        <w:jc w:val="left"/>
-        <w:pBdr>
-          <w:bottom w:val="none" w:sz="0" w:space="0" w:color="000000"/>
-          <w:top w:val="none" w:sz="0" w:space="0" w:color="000000"/>
-          <w:left w:val="none" w:sz="0" w:space="0" w:color="000000"/>
-          <w:right w:val="none" w:sz="0" w:space="0" w:color="000000"/>
-        </w:pBdr>
-        <w:spacing w:after="160" w:before="0" w:line="240"/>
-        <w:ind w:left="0" w:right="0" w:firstLine="0" w:firstLineChars="0"/>
-      </w:pPr>
-      <w:r>
-        <w:rPr>
-          <w:rFonts w:ascii="Arial" w:hAnsi="Arial" w:eastAsia="Arial" w:cs="Arial"/>
-          <w:i w:val="false"/>
-          <w:b w:val="false"/>
-          <w:u w:val="none"/>
-          <w:strike w:val="false"/>
-          <w:sz w:val="22"/>
-          <w:szCs w:val="22"/>
-          <w:color w:val="000000"/>
-        </w:rPr>
-        <w:t xml:space="preserve">A small p-value does not establish cause or a large enough saving. A non-significant result does not prove there is no effect.</w:t>
       </w:r>
     </w:p>
     <w:sectPr>
